--- a/public/PETICAO_INICIAL_-_ACIMA_DO_BACEN.docx
+++ b/public/PETICAO_INICIAL_-_ACIMA_DO_BACEN.docx
@@ -45,7 +45,7 @@
           <w:kern w:val="0"/>
           <w14:ligatures w14:val="none"/>
         </w:rPr>
-        <w:t>[CIDADE] – [UF]</w:t>
+        <w:t xml:space="preserve">{CIDADE} – {UF}</w:t>
       </w:r>
     </w:p>
     <w:p>
@@ -137,83 +137,30 @@
     </w:p>
     <w:p>
       <w:pPr>
-        <w:suppressAutoHyphens/>
-        <w:spacing w:after="0" w:line="360" w:lineRule="auto"/>
-        <w:ind w:firstLine="2835"/>
-        <w:jc w:val="both"/>
-        <w:rPr>
-          <w:rFonts w:ascii="Arial" w:hAnsi="Arial" w:cs="Arial"/>
-          <w:kern w:val="0"/>
-          <w14:ligatures w14:val="none"/>
-        </w:rPr>
-      </w:pPr>
-      <w:r>
-        <w:rPr>
-          <w:rFonts w:ascii="Arial" w:hAnsi="Arial" w:cs="Arial"/>
-          <w:b/>
-          <w:bCs/>
-          <w:kern w:val="0"/>
-          <w14:ligatures w14:val="none"/>
-        </w:rPr>
-        <w:t>[NOME]</w:t>
-      </w:r>
-      <w:r>
-        <w:rPr>
-          <w:rFonts w:ascii="Arial" w:hAnsi="Arial" w:cs="Arial"/>
-          <w:kern w:val="0"/>
-          <w14:ligatures w14:val="none"/>
-        </w:rPr>
-        <w:t xml:space="preserve">, </w:t>
-      </w:r>
-      <w:r>
-        <w:rPr>
-          <w:rFonts w:ascii="Arial" w:hAnsi="Arial" w:cs="Arial"/>
-          <w:kern w:val="0"/>
-          <w14:ligatures w14:val="none"/>
-        </w:rPr>
-        <w:t xml:space="preserve">RG sob n.º </w:t>
-      </w:r>
-      <w:r>
-        <w:rPr>
-          <w:rFonts w:ascii="Arial" w:hAnsi="Arial" w:cs="Arial"/>
-          <w:b/>
-          <w:bCs/>
-          <w:kern w:val="0"/>
-          <w14:ligatures w14:val="none"/>
-        </w:rPr>
-        <w:t>[</w:t>
-      </w:r>
-      <w:r>
-        <w:rPr>
-          <w:rFonts w:ascii="Arial" w:hAnsi="Arial" w:cs="Arial"/>
-          <w:b/>
-          <w:bCs/>
-          <w:kern w:val="0"/>
-          <w14:ligatures w14:val="none"/>
-        </w:rPr>
-        <w:t>RG</w:t>
-      </w:r>
-      <w:r>
-        <w:rPr>
-          <w:rFonts w:ascii="Arial" w:hAnsi="Arial" w:cs="Arial"/>
-          <w:b/>
-          <w:bCs/>
-          <w:kern w:val="0"/>
-          <w14:ligatures w14:val="none"/>
-        </w:rPr>
-        <w:t>]</w:t>
-      </w:r>
-      <w:r>
-        <w:rPr>
-          <w:rFonts w:ascii="Arial" w:hAnsi="Arial" w:cs="Arial"/>
-          <w:kern w:val="0"/>
-          <w14:ligatures w14:val="none"/>
-        </w:rPr>
-        <w:t>e inscrito</w:t>
-      </w:r>
-      <w:r>
-        <w:rPr>
-          <w:rFonts w:ascii="Arial" w:hAnsi="Arial" w:cs="Arial"/>
+        <w:pStyle w:val="PargrafodaLista"/>
+        <w:suppressAutoHyphens/>
+        <w:spacing w:after="0" w:line="360" w:lineRule="auto"/>
+        <w:ind w:left="0" w:firstLine="2694"/>
+        <w:jc w:val="both"/>
+        <w:rPr>
+          <w:rFonts w:ascii="Arial" w:hAnsi="Arial" w:cs="Arial"/>
+          <w:kern w:val="0"/>
+          <w14:ligatures w14:val="none"/>
+        </w:rPr>
+      </w:pPr>
+      <w:r>
+        <w:rPr>
+          <w:rFonts w:ascii="Arial" w:hAnsi="Arial" w:cs="Arial"/>
+          <w:kern w:val="0"/>
+          <w14:ligatures w14:val="none"/>
+        </w:rPr>
+        <w:t xml:space="preserve">{NOME}, {NACIONALIDADE}, {ESTADO_CIVIL}, {PROFISSAO}, portador(a) do RG nº {RG} e inscrito(a) no CPF/MF sob nº {CPF}, residente e domiciliado(a) em {ENDERECO}, por seu advogado que esta subscreve, vem, com fundamento no Código de Defesa do Consumidor (CDC), Código Civil (CC) e na jurisprudência consolidada, propor:</w:t>
+      </w:r>
+      <w:r>
+        <w:rPr>
+          <w:rFonts w:ascii="Arial" w:hAnsi="Arial" w:cs="Arial"/>
+          <w:b/>
+          <w:bCs/>
           <w:kern w:val="0"/>
           <w14:ligatures w14:val="none"/>
         </w:rPr>
@@ -222,86 +169,12 @@
       <w:r>
         <w:rPr>
           <w:rFonts w:ascii="Arial" w:hAnsi="Arial" w:cs="Arial"/>
-          <w:kern w:val="0"/>
-          <w14:ligatures w14:val="none"/>
-        </w:rPr>
-        <w:t xml:space="preserve">no CPF/MF sob n.º </w:t>
-      </w:r>
-      <w:r>
-        <w:rPr>
-          <w:rFonts w:ascii="Arial" w:hAnsi="Arial" w:cs="Arial"/>
-          <w:b/>
-          <w:bCs/>
-          <w:kern w:val="0"/>
-          <w14:ligatures w14:val="none"/>
-        </w:rPr>
-        <w:t>[</w:t>
-      </w:r>
-      <w:r>
-        <w:rPr>
-          <w:rFonts w:ascii="Arial" w:hAnsi="Arial" w:cs="Arial"/>
-          <w:b/>
-          <w:bCs/>
-          <w:kern w:val="0"/>
-          <w14:ligatures w14:val="none"/>
-        </w:rPr>
-        <w:t>CPF</w:t>
-      </w:r>
-      <w:r>
-        <w:rPr>
-          <w:rFonts w:ascii="Arial" w:hAnsi="Arial" w:cs="Arial"/>
-          <w:b/>
-          <w:bCs/>
-          <w:kern w:val="0"/>
-          <w14:ligatures w14:val="none"/>
-        </w:rPr>
-        <w:t>]</w:t>
-      </w:r>
-      <w:r>
-        <w:rPr>
-          <w:rFonts w:ascii="Arial" w:hAnsi="Arial" w:cs="Arial"/>
-          <w:kern w:val="0"/>
-          <w14:ligatures w14:val="none"/>
-        </w:rPr>
-        <w:t xml:space="preserve">, residente e domiciliado(a) na </w:t>
-      </w:r>
-      <w:r>
-        <w:rPr>
-          <w:rFonts w:ascii="Arial" w:hAnsi="Arial" w:cs="Arial"/>
-          <w:b/>
-          <w:bCs/>
-          <w:kern w:val="0"/>
-          <w14:ligatures w14:val="none"/>
-        </w:rPr>
-        <w:t>[</w:t>
-      </w:r>
-      <w:r>
-        <w:rPr>
-          <w:rFonts w:ascii="Arial" w:hAnsi="Arial" w:cs="Arial"/>
-          <w:b/>
-          <w:bCs/>
-          <w:kern w:val="0"/>
-          <w14:ligatures w14:val="none"/>
-        </w:rPr>
-        <w:t>ENDEREÇO</w:t>
-      </w:r>
-      <w:r>
-        <w:rPr>
-          <w:rFonts w:ascii="Arial" w:hAnsi="Arial" w:cs="Arial"/>
-          <w:b/>
-          <w:bCs/>
-          <w:kern w:val="0"/>
-          <w14:ligatures w14:val="none"/>
-        </w:rPr>
-        <w:t>]</w:t>
-      </w:r>
-      <w:r>
-        <w:rPr>
-          <w:rFonts w:ascii="Arial" w:hAnsi="Arial" w:cs="Arial"/>
-          <w:kern w:val="0"/>
-          <w14:ligatures w14:val="none"/>
-        </w:rPr>
-        <w:t>,</w:t>
+          <w:b/>
+          <w:bCs/>
+          <w:kern w:val="0"/>
+          <w14:ligatures w14:val="none"/>
+        </w:rPr>
+        <w:t>AÇÃO REVISIONAL DE CONTRATO C/C PEDIDO DE TUTELA PROVISÓRIA DE URGÊNCIA</w:t>
       </w:r>
       <w:r>
         <w:rPr>
@@ -319,236 +192,7 @@
           <w:kern w:val="0"/>
           <w14:ligatures w14:val="none"/>
         </w:rPr>
-        <w:t xml:space="preserve">por seu advogado que esta subscreve, </w:t>
-      </w:r>
-      <w:r>
-        <w:rPr>
-          <w:rFonts w:ascii="Arial" w:hAnsi="Arial" w:cs="Arial"/>
-        </w:rPr>
-        <w:t xml:space="preserve">vem, </w:t>
-      </w:r>
-      <w:r>
-        <w:rPr>
-          <w:rFonts w:ascii="Arial" w:hAnsi="Arial" w:cs="Arial"/>
-        </w:rPr>
-        <w:t xml:space="preserve">com fundamento </w:t>
-      </w:r>
-      <w:r>
-        <w:rPr>
-          <w:rFonts w:ascii="Arial" w:hAnsi="Arial" w:cs="Arial"/>
-        </w:rPr>
-        <w:t>no</w:t>
-      </w:r>
-      <w:r>
-        <w:rPr>
-          <w:rFonts w:ascii="Arial" w:hAnsi="Arial" w:cs="Arial"/>
-        </w:rPr>
-        <w:t xml:space="preserve"> </w:t>
-      </w:r>
-      <w:r>
-        <w:rPr>
-          <w:rFonts w:ascii="Arial" w:hAnsi="Arial" w:cs="Arial"/>
-        </w:rPr>
-        <w:t>Código de Defesa do Consumidor (CDC)</w:t>
-      </w:r>
-      <w:r>
-        <w:rPr>
-          <w:rFonts w:ascii="Arial" w:hAnsi="Arial" w:cs="Arial"/>
-        </w:rPr>
-        <w:t xml:space="preserve">, Código Civil (CC) </w:t>
-      </w:r>
-      <w:r>
-        <w:rPr>
-          <w:rFonts w:ascii="Arial" w:hAnsi="Arial" w:cs="Arial"/>
-          <w:lang w:eastAsia="pt-BR"/>
-        </w:rPr>
-        <w:t>e na jurisprudência consolidada</w:t>
-      </w:r>
-      <w:r>
-        <w:rPr>
-          <w:rFonts w:ascii="Arial" w:hAnsi="Arial" w:cs="Arial"/>
-          <w:lang w:eastAsia="pt-BR"/>
-        </w:rPr>
-        <w:t xml:space="preserve">, </w:t>
-      </w:r>
-      <w:r>
-        <w:rPr>
-          <w:rFonts w:ascii="Arial" w:hAnsi="Arial" w:cs="Arial"/>
-        </w:rPr>
-        <w:t>propor</w:t>
-      </w:r>
-      <w:r>
-        <w:rPr>
-          <w:rFonts w:ascii="Arial" w:hAnsi="Arial" w:cs="Arial"/>
-        </w:rPr>
-        <w:t xml:space="preserve"> </w:t>
-      </w:r>
-      <w:r>
-        <w:rPr>
-          <w:rFonts w:ascii="Arial" w:hAnsi="Arial" w:cs="Arial"/>
-          <w:b/>
-          <w:bCs/>
-          <w:kern w:val="0"/>
-          <w:u w:val="single"/>
-          <w14:ligatures w14:val="none"/>
-        </w:rPr>
-        <w:t>AÇÃO REVISIONAL DE CONTRATO</w:t>
-      </w:r>
-      <w:r>
-        <w:rPr>
-          <w:rFonts w:ascii="Arial" w:hAnsi="Arial" w:cs="Arial"/>
-          <w:b/>
-          <w:bCs/>
-          <w:kern w:val="0"/>
-          <w:u w:val="single"/>
-          <w14:ligatures w14:val="none"/>
-        </w:rPr>
-        <w:t xml:space="preserve"> </w:t>
-      </w:r>
-      <w:r>
-        <w:rPr>
-          <w:rFonts w:ascii="Arial" w:hAnsi="Arial" w:cs="Arial"/>
-          <w:b/>
-          <w:bCs/>
-          <w:kern w:val="0"/>
-          <w:u w:val="single"/>
-          <w14:ligatures w14:val="none"/>
-        </w:rPr>
-        <w:t>C/C PEDIDO DE TUTELA PROVISÓRIA DE URGÊNCIA</w:t>
-      </w:r>
-      <w:r>
-        <w:rPr>
-          <w:rFonts w:ascii="Arial" w:hAnsi="Arial" w:cs="Arial"/>
-          <w:b/>
-          <w:bCs/>
-          <w:kern w:val="0"/>
-          <w14:ligatures w14:val="none"/>
-        </w:rPr>
-        <w:t xml:space="preserve"> </w:t>
-      </w:r>
-      <w:r>
-        <w:rPr>
-          <w:rFonts w:ascii="Arial" w:hAnsi="Arial" w:cs="Arial"/>
-          <w:kern w:val="0"/>
-          <w14:ligatures w14:val="none"/>
-        </w:rPr>
-        <w:t xml:space="preserve">em face </w:t>
-      </w:r>
-      <w:r>
-        <w:rPr>
-          <w:rFonts w:ascii="Arial" w:hAnsi="Arial" w:cs="Arial"/>
-          <w:kern w:val="0"/>
-          <w14:ligatures w14:val="none"/>
-        </w:rPr>
-        <w:t>de</w:t>
-      </w:r>
-      <w:r>
-        <w:rPr>
-          <w:rFonts w:ascii="Arial" w:hAnsi="Arial" w:cs="Arial"/>
-          <w:kern w:val="0"/>
-          <w14:ligatures w14:val="none"/>
-        </w:rPr>
-        <w:t xml:space="preserve"> </w:t>
-      </w:r>
-      <w:r>
-        <w:rPr>
-          <w:rFonts w:ascii="Arial" w:hAnsi="Arial" w:cs="Arial"/>
-          <w:b/>
-          <w:bCs/>
-          <w:kern w:val="0"/>
-          <w14:ligatures w14:val="none"/>
-        </w:rPr>
-        <w:t>[BANCO]</w:t>
-      </w:r>
-      <w:r>
-        <w:rPr>
-          <w:rFonts w:ascii="Arial" w:hAnsi="Arial" w:cs="Arial"/>
-          <w:b/>
-          <w:bCs/>
-          <w:kern w:val="0"/>
-          <w14:ligatures w14:val="none"/>
-        </w:rPr>
-        <w:t xml:space="preserve">, </w:t>
-      </w:r>
-      <w:r>
-        <w:rPr>
-          <w:rFonts w:ascii="Arial" w:hAnsi="Arial" w:cs="Arial"/>
-          <w:kern w:val="0"/>
-          <w14:ligatures w14:val="none"/>
-        </w:rPr>
-        <w:t xml:space="preserve">pessoa jurídica de direito privado, inscrita no CNPJ sob o n. </w:t>
-      </w:r>
-      <w:r>
-        <w:rPr>
-          <w:rFonts w:ascii="Arial" w:hAnsi="Arial" w:cs="Arial"/>
-          <w:b/>
-          <w:bCs/>
-          <w:kern w:val="0"/>
-          <w14:ligatures w14:val="none"/>
-        </w:rPr>
-        <w:t>[CNPJ]</w:t>
-      </w:r>
-      <w:r>
-        <w:rPr>
-          <w:rFonts w:ascii="Arial" w:hAnsi="Arial" w:cs="Arial"/>
-          <w:kern w:val="0"/>
-          <w14:ligatures w14:val="none"/>
-        </w:rPr>
-        <w:t xml:space="preserve">, situado à </w:t>
-      </w:r>
-      <w:r>
-        <w:rPr>
-          <w:rFonts w:ascii="Arial" w:hAnsi="Arial" w:cs="Arial"/>
-          <w:b/>
-          <w:bCs/>
-          <w:kern w:val="0"/>
-          <w14:ligatures w14:val="none"/>
-        </w:rPr>
-        <w:t>[</w:t>
-      </w:r>
-      <w:r>
-        <w:rPr>
-          <w:rFonts w:ascii="Arial" w:hAnsi="Arial" w:cs="Arial"/>
-          <w:b/>
-          <w:bCs/>
-          <w:kern w:val="0"/>
-          <w14:ligatures w14:val="none"/>
-        </w:rPr>
-        <w:t>ENDEREÇO DO BANCO</w:t>
-      </w:r>
-      <w:r>
-        <w:rPr>
-          <w:rFonts w:ascii="Arial" w:hAnsi="Arial" w:cs="Arial"/>
-          <w:b/>
-          <w:bCs/>
-          <w:kern w:val="0"/>
-          <w14:ligatures w14:val="none"/>
-        </w:rPr>
-        <w:t>]</w:t>
-      </w:r>
-      <w:r>
-        <w:rPr>
-          <w:rFonts w:ascii="Arial" w:hAnsi="Arial" w:cs="Arial"/>
-          <w:kern w:val="0"/>
-          <w14:ligatures w14:val="none"/>
-        </w:rPr>
-        <w:t>,</w:t>
-      </w:r>
-      <w:r>
-        <w:rPr>
-          <w:rFonts w:ascii="Arial" w:hAnsi="Arial" w:cs="Arial"/>
-          <w:kern w:val="0"/>
-          <w14:ligatures w14:val="none"/>
-        </w:rPr>
-        <w:t xml:space="preserve"> </w:t>
-      </w:r>
-      <w:r>
-        <w:rPr>
-          <w:rFonts w:ascii="Arial" w:hAnsi="Arial" w:cs="Arial"/>
-          <w:kern w:val="0"/>
-          <w14:ligatures w14:val="none"/>
-        </w:rPr>
-        <w:t>pelas razões de fato e de direito adiante expostas.</w:t>
+        <w:t xml:space="preserve">em face de {BANCO}, pessoa jurídica de direito privado, inscrita no CNPJ sob nº {CNPJ_BANCO}, situada em {ENDERECO_BANCO}, pelas razões de fato e de direito a seguir expostas.</w:t>
       </w:r>
     </w:p>
     <w:p>
@@ -740,6 +384,7 @@
           <w:kern w:val="0"/>
           <w14:ligatures w14:val="none"/>
         </w:rPr>
+        <w:lastRenderedPageBreak/>
         <w:t>Desse modo</w:t>
       </w:r>
       <w:r>
@@ -748,16 +393,7 @@
           <w:kern w:val="0"/>
           <w14:ligatures w14:val="none"/>
         </w:rPr>
-        <w:t xml:space="preserve">, requer-se o deferimento integral da gratuidade de justiça, a fim de evitar que a limitação financeira, agravada pela </w:t>
-      </w:r>
-      <w:r>
-        <w:rPr>
-          <w:rFonts w:ascii="Arial" w:hAnsi="Arial" w:cs="Arial"/>
-          <w:kern w:val="0"/>
-          <w14:ligatures w14:val="none"/>
-        </w:rPr>
-        <w:lastRenderedPageBreak/>
-        <w:t>própria relação contratual ora discutida, constitua óbice ao exercício regular do direito de ação.</w:t>
+        <w:t>, requer-se o deferimento integral da gratuidade de justiça, a fim de evitar que a limitação financeira, agravada pela própria relação contratual ora discutida, constitua óbice ao exercício regular do direito de ação.</w:t>
       </w:r>
     </w:p>
     <w:p>
@@ -837,166 +473,7 @@
           <w:kern w:val="0"/>
           <w14:ligatures w14:val="none"/>
         </w:rPr>
-        <w:t xml:space="preserve">Em </w:t>
-      </w:r>
-      <w:r>
-        <w:rPr>
-          <w:rFonts w:ascii="Arial" w:hAnsi="Arial" w:cs="Arial"/>
-          <w:b/>
-          <w:bCs/>
-          <w:kern w:val="0"/>
-          <w14:ligatures w14:val="none"/>
-        </w:rPr>
-        <w:t>[</w:t>
-      </w:r>
-      <w:r>
-        <w:rPr>
-          <w:rFonts w:ascii="Arial" w:hAnsi="Arial" w:cs="Arial"/>
-          <w:b/>
-          <w:bCs/>
-          <w:kern w:val="0"/>
-          <w14:ligatures w14:val="none"/>
-        </w:rPr>
-        <w:t>DATA DO CONTRATO</w:t>
-      </w:r>
-      <w:r>
-        <w:rPr>
-          <w:rFonts w:ascii="Arial" w:hAnsi="Arial" w:cs="Arial"/>
-          <w:b/>
-          <w:bCs/>
-          <w:kern w:val="0"/>
-          <w14:ligatures w14:val="none"/>
-        </w:rPr>
-        <w:t>]</w:t>
-      </w:r>
-      <w:r>
-        <w:rPr>
-          <w:rFonts w:ascii="Arial" w:hAnsi="Arial" w:cs="Arial"/>
-          <w:kern w:val="0"/>
-          <w14:ligatures w14:val="none"/>
-        </w:rPr>
-        <w:t>,</w:t>
-      </w:r>
-      <w:r>
-        <w:t xml:space="preserve"> </w:t>
-      </w:r>
-      <w:r>
-        <w:rPr>
-          <w:rFonts w:ascii="Arial" w:hAnsi="Arial" w:cs="Arial"/>
-          <w:kern w:val="0"/>
-          <w14:ligatures w14:val="none"/>
-        </w:rPr>
-        <w:t xml:space="preserve">a parte autora celebrou contrato destinado à </w:t>
-      </w:r>
-      <w:r>
-        <w:rPr>
-          <w:rFonts w:ascii="Arial" w:hAnsi="Arial" w:cs="Arial"/>
-          <w:b/>
-          <w:bCs/>
-          <w:kern w:val="0"/>
-          <w14:ligatures w14:val="none"/>
-        </w:rPr>
-        <w:t xml:space="preserve">aquisição de </w:t>
-      </w:r>
-      <w:r>
-        <w:rPr>
-          <w:rFonts w:ascii="Arial" w:hAnsi="Arial" w:cs="Arial"/>
-          <w:b/>
-          <w:bCs/>
-          <w:kern w:val="0"/>
-          <w14:ligatures w14:val="none"/>
-        </w:rPr>
-        <w:t>carro</w:t>
-      </w:r>
-      <w:r>
-        <w:rPr>
-          <w:rFonts w:ascii="Arial" w:hAnsi="Arial" w:cs="Arial"/>
-          <w:b/>
-          <w:bCs/>
-          <w:kern w:val="0"/>
-          <w14:ligatures w14:val="none"/>
-        </w:rPr>
-        <w:t xml:space="preserve"> </w:t>
-      </w:r>
-      <w:r>
-        <w:rPr>
-          <w:rFonts w:ascii="Arial" w:hAnsi="Arial" w:cs="Arial"/>
-          <w:b/>
-          <w:bCs/>
-          <w:kern w:val="0"/>
-          <w14:ligatures w14:val="none"/>
-        </w:rPr>
-        <w:t>[</w:t>
-      </w:r>
-      <w:r>
-        <w:rPr>
-          <w:rFonts w:ascii="Arial" w:hAnsi="Arial" w:cs="Arial"/>
-          <w:b/>
-          <w:bCs/>
-          <w:kern w:val="0"/>
-          <w14:ligatures w14:val="none"/>
-        </w:rPr>
-        <w:t>CARRO FINANCIADO</w:t>
-      </w:r>
-      <w:r>
-        <w:rPr>
-          <w:rFonts w:ascii="Arial" w:hAnsi="Arial" w:cs="Arial"/>
-          <w:b/>
-          <w:bCs/>
-          <w:kern w:val="0"/>
-          <w14:ligatures w14:val="none"/>
-        </w:rPr>
-        <w:t>]</w:t>
-      </w:r>
-      <w:r>
-        <w:rPr>
-          <w:rFonts w:ascii="Arial" w:hAnsi="Arial" w:cs="Arial"/>
-          <w:b/>
-          <w:bCs/>
-          <w:kern w:val="0"/>
-          <w14:ligatures w14:val="none"/>
-        </w:rPr>
-        <w:t xml:space="preserve">, ano </w:t>
-      </w:r>
-      <w:r>
-        <w:rPr>
-          <w:rFonts w:ascii="Arial" w:hAnsi="Arial" w:cs="Arial"/>
-          <w:b/>
-          <w:bCs/>
-          <w:kern w:val="0"/>
-          <w14:ligatures w14:val="none"/>
-        </w:rPr>
-        <w:t>[</w:t>
-      </w:r>
-      <w:r>
-        <w:rPr>
-          <w:rFonts w:ascii="Arial" w:hAnsi="Arial" w:cs="Arial"/>
-          <w:b/>
-          <w:bCs/>
-          <w:kern w:val="0"/>
-          <w14:ligatures w14:val="none"/>
-        </w:rPr>
-        <w:t>ANO DO CARRO FINANCIADO</w:t>
-      </w:r>
-      <w:r>
-        <w:rPr>
-          <w:rFonts w:ascii="Arial" w:hAnsi="Arial" w:cs="Arial"/>
-          <w:b/>
-          <w:bCs/>
-          <w:kern w:val="0"/>
-          <w14:ligatures w14:val="none"/>
-        </w:rPr>
-        <w:t>]</w:t>
-      </w:r>
-      <w:r>
-        <w:rPr>
-          <w:rFonts w:ascii="Arial" w:hAnsi="Arial" w:cs="Arial"/>
-          <w:b/>
-          <w:bCs/>
-          <w:kern w:val="0"/>
-          <w14:ligatures w14:val="none"/>
-        </w:rPr>
-        <w:t>.</w:t>
+        <w:t xml:space="preserve">Em {DATA_CONTRATO}, a parte autora celebrou contrato destinado à aquisição do veículo {VEICULO}, ano {ANO_VEICULO}.</w:t>
       </w:r>
     </w:p>
     <w:p>
@@ -1336,27 +813,7 @@
                 <w:kern w:val="0"/>
                 <w14:ligatures w14:val="none"/>
               </w:rPr>
-              <w:t>[</w:t>
-            </w:r>
-            <w:r>
-              <w:rPr>
-                <w:rFonts w:ascii="Arial" w:hAnsi="Arial" w:cs="Arial"/>
-                <w:b/>
-                <w:bCs/>
-                <w:kern w:val="0"/>
-                <w14:ligatures w14:val="none"/>
-              </w:rPr>
-              <w:t>PREENCHER</w:t>
-            </w:r>
-            <w:r>
-              <w:rPr>
-                <w:rFonts w:ascii="Arial" w:hAnsi="Arial" w:cs="Arial"/>
-                <w:b/>
-                <w:bCs/>
-                <w:kern w:val="0"/>
-                <w14:ligatures w14:val="none"/>
-              </w:rPr>
-              <w:t>]</w:t>
+              <w:t xml:space="preserve">{NUMERO_CONTRATO}</w:t>
             </w:r>
           </w:p>
         </w:tc>
@@ -1425,27 +882,7 @@
                 <w:kern w:val="0"/>
                 <w14:ligatures w14:val="none"/>
               </w:rPr>
-              <w:t>[</w:t>
-            </w:r>
-            <w:r>
-              <w:rPr>
-                <w:rFonts w:ascii="Arial" w:hAnsi="Arial" w:cs="Arial"/>
-                <w:b/>
-                <w:bCs/>
-                <w:kern w:val="0"/>
-                <w14:ligatures w14:val="none"/>
-              </w:rPr>
-              <w:t>PREENCHER</w:t>
-            </w:r>
-            <w:r>
-              <w:rPr>
-                <w:rFonts w:ascii="Arial" w:hAnsi="Arial" w:cs="Arial"/>
-                <w:b/>
-                <w:bCs/>
-                <w:kern w:val="0"/>
-                <w14:ligatures w14:val="none"/>
-              </w:rPr>
-              <w:t>]</w:t>
+              <w:t xml:space="preserve">{VALOR_PRINCIPAL}</w:t>
             </w:r>
           </w:p>
         </w:tc>
@@ -1514,27 +951,7 @@
                 <w:kern w:val="0"/>
                 <w14:ligatures w14:val="none"/>
               </w:rPr>
-              <w:t>[</w:t>
-            </w:r>
-            <w:r>
-              <w:rPr>
-                <w:rFonts w:ascii="Arial" w:hAnsi="Arial" w:cs="Arial"/>
-                <w:b/>
-                <w:bCs/>
-                <w:kern w:val="0"/>
-                <w14:ligatures w14:val="none"/>
-              </w:rPr>
-              <w:t>PREENCHER</w:t>
-            </w:r>
-            <w:r>
-              <w:rPr>
-                <w:rFonts w:ascii="Arial" w:hAnsi="Arial" w:cs="Arial"/>
-                <w:b/>
-                <w:bCs/>
-                <w:kern w:val="0"/>
-                <w14:ligatures w14:val="none"/>
-              </w:rPr>
-              <w:t>]</w:t>
+              <w:t xml:space="preserve">{VALOR_LIQUIDO}</w:t>
             </w:r>
           </w:p>
         </w:tc>
@@ -1603,27 +1020,7 @@
                 <w:kern w:val="0"/>
                 <w14:ligatures w14:val="none"/>
               </w:rPr>
-              <w:t>[</w:t>
-            </w:r>
-            <w:r>
-              <w:rPr>
-                <w:rFonts w:ascii="Arial" w:hAnsi="Arial" w:cs="Arial"/>
-                <w:b/>
-                <w:bCs/>
-                <w:kern w:val="0"/>
-                <w14:ligatures w14:val="none"/>
-              </w:rPr>
-              <w:t>PREENCHER</w:t>
-            </w:r>
-            <w:r>
-              <w:rPr>
-                <w:rFonts w:ascii="Arial" w:hAnsi="Arial" w:cs="Arial"/>
-                <w:b/>
-                <w:bCs/>
-                <w:kern w:val="0"/>
-                <w14:ligatures w14:val="none"/>
-              </w:rPr>
-              <w:t>]</w:t>
+              <w:t xml:space="preserve">{VALOR_TOTAL}</w:t>
             </w:r>
           </w:p>
         </w:tc>
@@ -1692,7 +1089,7 @@
                 <w:kern w:val="0"/>
                 <w14:ligatures w14:val="none"/>
               </w:rPr>
-              <w:t>[</w:t>
+              <w:t xml:space="preserve">{TAXA_JUROS_MES}</w:t>
             </w:r>
             <w:r>
               <w:rPr>
@@ -1702,7 +1099,7 @@
                 <w:kern w:val="0"/>
                 <w14:ligatures w14:val="none"/>
               </w:rPr>
-              <w:t>PREENCHER</w:t>
+              <w:t xml:space="preserve"> e </w:t>
             </w:r>
             <w:r>
               <w:rPr>
@@ -1712,7 +1109,7 @@
                 <w:kern w:val="0"/>
                 <w14:ligatures w14:val="none"/>
               </w:rPr>
-              <w:t>]</w:t>
+              <w:t xml:space="preserve">{TAXA_JUROS_ANO}</w:t>
             </w:r>
           </w:p>
         </w:tc>
@@ -1781,27 +1178,7 @@
                 <w:kern w:val="0"/>
                 <w14:ligatures w14:val="none"/>
               </w:rPr>
-              <w:t>[</w:t>
-            </w:r>
-            <w:r>
-              <w:rPr>
-                <w:rFonts w:ascii="Arial" w:hAnsi="Arial" w:cs="Arial"/>
-                <w:b/>
-                <w:bCs/>
-                <w:kern w:val="0"/>
-                <w14:ligatures w14:val="none"/>
-              </w:rPr>
-              <w:t>PREENCHER</w:t>
-            </w:r>
-            <w:r>
-              <w:rPr>
-                <w:rFonts w:ascii="Arial" w:hAnsi="Arial" w:cs="Arial"/>
-                <w:b/>
-                <w:bCs/>
-                <w:kern w:val="0"/>
-                <w14:ligatures w14:val="none"/>
-              </w:rPr>
-              <w:t>]</w:t>
+              <w:t xml:space="preserve">{CET}</w:t>
             </w:r>
           </w:p>
         </w:tc>
@@ -1874,27 +1251,7 @@
                 <w:kern w:val="0"/>
                 <w14:ligatures w14:val="none"/>
               </w:rPr>
-              <w:t>[</w:t>
-            </w:r>
-            <w:r>
-              <w:rPr>
-                <w:rFonts w:ascii="Arial" w:hAnsi="Arial" w:cs="Arial"/>
-                <w:b/>
-                <w:bCs/>
-                <w:kern w:val="0"/>
-                <w14:ligatures w14:val="none"/>
-              </w:rPr>
-              <w:t>PREENCHER</w:t>
-            </w:r>
-            <w:r>
-              <w:rPr>
-                <w:rFonts w:ascii="Arial" w:hAnsi="Arial" w:cs="Arial"/>
-                <w:b/>
-                <w:bCs/>
-                <w:kern w:val="0"/>
-                <w14:ligatures w14:val="none"/>
-              </w:rPr>
-              <w:t>]</w:t>
+              <w:t xml:space="preserve">{QTD_PARCELAS}</w:t>
             </w:r>
           </w:p>
         </w:tc>
@@ -1963,27 +1320,7 @@
                 <w:kern w:val="0"/>
                 <w14:ligatures w14:val="none"/>
               </w:rPr>
-              <w:t>[</w:t>
-            </w:r>
-            <w:r>
-              <w:rPr>
-                <w:rFonts w:ascii="Arial" w:hAnsi="Arial" w:cs="Arial"/>
-                <w:b/>
-                <w:bCs/>
-                <w:kern w:val="0"/>
-                <w14:ligatures w14:val="none"/>
-              </w:rPr>
-              <w:t>PREENCHER</w:t>
-            </w:r>
-            <w:r>
-              <w:rPr>
-                <w:rFonts w:ascii="Arial" w:hAnsi="Arial" w:cs="Arial"/>
-                <w:b/>
-                <w:bCs/>
-                <w:kern w:val="0"/>
-                <w14:ligatures w14:val="none"/>
-              </w:rPr>
-              <w:t>]</w:t>
+              <w:t xml:space="preserve">{VALOR_PARCELA}</w:t>
             </w:r>
           </w:p>
         </w:tc>
@@ -2020,6 +1357,7 @@
                 <w:szCs w:val="18"/>
                 <w14:ligatures w14:val="none"/>
               </w:rPr>
+              <w:lastRenderedPageBreak/>
               <w:t>Tarifa de avaliação</w:t>
             </w:r>
           </w:p>
@@ -2052,27 +1390,7 @@
                 <w:kern w:val="0"/>
                 <w14:ligatures w14:val="none"/>
               </w:rPr>
-              <w:t>[</w:t>
-            </w:r>
-            <w:r>
-              <w:rPr>
-                <w:rFonts w:ascii="Arial" w:hAnsi="Arial" w:cs="Arial"/>
-                <w:b/>
-                <w:bCs/>
-                <w:kern w:val="0"/>
-                <w14:ligatures w14:val="none"/>
-              </w:rPr>
-              <w:t>PREENCHER</w:t>
-            </w:r>
-            <w:r>
-              <w:rPr>
-                <w:rFonts w:ascii="Arial" w:hAnsi="Arial" w:cs="Arial"/>
-                <w:b/>
-                <w:bCs/>
-                <w:kern w:val="0"/>
-                <w14:ligatures w14:val="none"/>
-              </w:rPr>
-              <w:t>]</w:t>
+              <w:t xml:space="preserve">{TARIFA_AVALIACAO}</w:t>
             </w:r>
           </w:p>
         </w:tc>
@@ -2141,27 +1459,7 @@
                 <w:kern w:val="0"/>
                 <w14:ligatures w14:val="none"/>
               </w:rPr>
-              <w:t>[</w:t>
-            </w:r>
-            <w:r>
-              <w:rPr>
-                <w:rFonts w:ascii="Arial" w:hAnsi="Arial" w:cs="Arial"/>
-                <w:b/>
-                <w:bCs/>
-                <w:kern w:val="0"/>
-                <w14:ligatures w14:val="none"/>
-              </w:rPr>
-              <w:t>PREENCHER</w:t>
-            </w:r>
-            <w:r>
-              <w:rPr>
-                <w:rFonts w:ascii="Arial" w:hAnsi="Arial" w:cs="Arial"/>
-                <w:b/>
-                <w:bCs/>
-                <w:kern w:val="0"/>
-                <w14:ligatures w14:val="none"/>
-              </w:rPr>
-              <w:t>]</w:t>
+              <w:t xml:space="preserve">{DESPESAS_REGISTRO}</w:t>
             </w:r>
           </w:p>
         </w:tc>
@@ -2201,7 +1499,6 @@
                 <w:szCs w:val="18"/>
                 <w14:ligatures w14:val="none"/>
               </w:rPr>
-              <w:lastRenderedPageBreak/>
               <w:t>Seguro</w:t>
             </w:r>
           </w:p>
@@ -2233,27 +1530,7 @@
                 <w:kern w:val="0"/>
                 <w14:ligatures w14:val="none"/>
               </w:rPr>
-              <w:t>[</w:t>
-            </w:r>
-            <w:r>
-              <w:rPr>
-                <w:rFonts w:ascii="Arial" w:hAnsi="Arial" w:cs="Arial"/>
-                <w:b/>
-                <w:bCs/>
-                <w:kern w:val="0"/>
-                <w14:ligatures w14:val="none"/>
-              </w:rPr>
-              <w:t>PREENCHER</w:t>
-            </w:r>
-            <w:r>
-              <w:rPr>
-                <w:rFonts w:ascii="Arial" w:hAnsi="Arial" w:cs="Arial"/>
-                <w:b/>
-                <w:bCs/>
-                <w:kern w:val="0"/>
-                <w14:ligatures w14:val="none"/>
-              </w:rPr>
-              <w:t>]</w:t>
+              <w:t xml:space="preserve">{SEGURO}</w:t>
             </w:r>
           </w:p>
         </w:tc>
@@ -2324,27 +1601,7 @@
                 <w:kern w:val="0"/>
                 <w14:ligatures w14:val="none"/>
               </w:rPr>
-              <w:t>[</w:t>
-            </w:r>
-            <w:r>
-              <w:rPr>
-                <w:rFonts w:ascii="Arial" w:hAnsi="Arial" w:cs="Arial"/>
-                <w:b/>
-                <w:bCs/>
-                <w:kern w:val="0"/>
-                <w14:ligatures w14:val="none"/>
-              </w:rPr>
-              <w:t>PREENCHER</w:t>
-            </w:r>
-            <w:r>
-              <w:rPr>
-                <w:rFonts w:ascii="Arial" w:hAnsi="Arial" w:cs="Arial"/>
-                <w:b/>
-                <w:bCs/>
-                <w:kern w:val="0"/>
-                <w14:ligatures w14:val="none"/>
-              </w:rPr>
-              <w:t>]</w:t>
+              <w:t xml:space="preserve">{TARIFA_CADASTRO}</w:t>
             </w:r>
           </w:p>
         </w:tc>
@@ -2698,16 +1955,8 @@
           <w:kern w:val="0"/>
           <w14:ligatures w14:val="none"/>
         </w:rPr>
-        <w:t xml:space="preserve">Diante desse conjunto de inconsistências, torna-se necessária a intervenção judicial para verificar a taxa efetivamente aplicada, </w:t>
-      </w:r>
-      <w:r>
-        <w:rPr>
-          <w:rFonts w:ascii="Arial" w:hAnsi="Arial" w:cs="Arial"/>
-          <w:kern w:val="0"/>
-          <w14:ligatures w14:val="none"/>
-        </w:rPr>
         <w:lastRenderedPageBreak/>
-        <w:t>corrigir as distorções identificadas e restabelecer o equilíbrio econômico do contrato, assegurando o cumprimento dos princípios da transparência, da boa-fé objetiva e da equidade.</w:t>
+        <w:t>Diante desse conjunto de inconsistências, torna-se necessária a intervenção judicial para verificar a taxa efetivamente aplicada, corrigir as distorções identificadas e restabelecer o equilíbrio econômico do contrato, assegurando o cumprimento dos princípios da transparência, da boa-fé objetiva e da equidade.</w:t>
       </w:r>
     </w:p>
     <w:p>
@@ -2977,7 +2226,16 @@
           <w:kern w:val="0"/>
           <w14:ligatures w14:val="none"/>
         </w:rPr>
-        <w:t>Ressalte-se, ainda, a manifesta hipossuficiência técnica da parte requerente em relação ao fornecedor de serviços financeiros, aliada à verossimilhança das alegações apresentadas. Tais circunstâncias autorizam, de forma plena, a aplicação do art. 6º, VIII, do CDC, com a consequente inversão do ônus da prova</w:t>
+        <w:t xml:space="preserve">Ressalte-se, ainda, a manifesta hipossuficiência técnica da parte requerente em relação ao fornecedor de serviços financeiros, aliada à verossimilhança das alegações apresentadas. Tais circunstâncias </w:t>
+      </w:r>
+      <w:r>
+        <w:rPr>
+          <w:rFonts w:ascii="Arial" w:hAnsi="Arial" w:cs="Arial"/>
+          <w:kern w:val="0"/>
+          <w14:ligatures w14:val="none"/>
+        </w:rPr>
+        <w:lastRenderedPageBreak/>
+        <w:t>autorizam, de forma plena, a aplicação do art. 6º, VIII, do CDC, com a consequente inversão do ônus da prova</w:t>
       </w:r>
       <w:r>
         <w:rPr>
@@ -3029,7 +2287,6 @@
           <w:kern w:val="0"/>
           <w14:ligatures w14:val="none"/>
         </w:rPr>
-        <w:lastRenderedPageBreak/>
         <w:t xml:space="preserve">Dessa forma, </w:t>
       </w:r>
       <w:r>
@@ -3246,27 +2503,33 @@
           <w:kern w:val="0"/>
           <w14:ligatures w14:val="none"/>
         </w:rPr>
-        <w:t>[</w:t>
-      </w:r>
-      <w:r>
-        <w:rPr>
-          <w:rFonts w:ascii="Arial" w:hAnsi="Arial" w:cs="Arial"/>
-          <w:b/>
-          <w:bCs/>
-          <w:kern w:val="0"/>
-          <w14:ligatures w14:val="none"/>
-        </w:rPr>
-        <w:t>PREENCHER</w:t>
-      </w:r>
-      <w:r>
-        <w:rPr>
-          <w:rFonts w:ascii="Arial" w:hAnsi="Arial" w:cs="Arial"/>
-          <w:b/>
-          <w:bCs/>
-          <w:kern w:val="0"/>
-          <w14:ligatures w14:val="none"/>
-        </w:rPr>
-        <w:t>]</w:t>
+        <w:t xml:space="preserve">{TAXA_JUROS_MES}</w:t>
+      </w:r>
+      <w:r>
+        <w:rPr>
+          <w:rFonts w:ascii="Arial" w:hAnsi="Arial" w:cs="Arial"/>
+          <w:kern w:val="0"/>
+          <w14:ligatures w14:val="none"/>
+        </w:rPr>
+        <w:t xml:space="preserve"> </w:t>
+      </w:r>
+      <w:r>
+        <w:rPr>
+          <w:rFonts w:ascii="Arial" w:hAnsi="Arial" w:cs="Arial"/>
+          <w:kern w:val="0"/>
+          <w14:ligatures w14:val="none"/>
+        </w:rPr>
+        <w:t xml:space="preserve">ao mês e </w:t>
+      </w:r>
+      <w:r>
+        <w:rPr>
+          <w:rFonts w:ascii="Arial" w:hAnsi="Arial" w:cs="Arial"/>
+          <w:b/>
+          <w:bCs/>
+          <w:kern w:val="0"/>
+          <w14:ligatures w14:val="none"/>
+        </w:rPr>
+        <w:t xml:space="preserve">{TAXA_JUROS_ANO}</w:t>
       </w:r>
       <w:r>
         <w:rPr>
@@ -3276,6 +2539,31 @@
         </w:rPr>
         <w:t>%</w:t>
       </w:r>
+      <w:proofErr w:type="gramEnd"/>
+      <w:r>
+        <w:rPr>
+          <w:rFonts w:ascii="Arial" w:hAnsi="Arial" w:cs="Arial"/>
+          <w:kern w:val="0"/>
+          <w14:ligatures w14:val="none"/>
+        </w:rPr>
+        <w:t xml:space="preserve"> ao ano</w:t>
+      </w:r>
+      <w:r>
+        <w:rPr>
+          <w:rFonts w:ascii="Arial" w:hAnsi="Arial" w:cs="Arial"/>
+          <w:kern w:val="0"/>
+          <w14:ligatures w14:val="none"/>
+        </w:rPr>
+        <w:t xml:space="preserve">. </w:t>
+      </w:r>
+      <w:r>
+        <w:rPr>
+          <w:rFonts w:ascii="Arial" w:hAnsi="Arial" w:cs="Arial"/>
+          <w:kern w:val="0"/>
+          <w14:ligatures w14:val="none"/>
+        </w:rPr>
+        <w:t>Contudo,</w:t>
+      </w:r>
       <w:r>
         <w:rPr>
           <w:rFonts w:ascii="Arial" w:hAnsi="Arial" w:cs="Arial"/>
@@ -3290,6 +2578,70 @@
           <w:kern w:val="0"/>
           <w14:ligatures w14:val="none"/>
         </w:rPr>
+        <w:t>o Parecer Técnico Contábil demonstra que tais índices supera</w:t>
+      </w:r>
+      <w:r>
+        <w:rPr>
+          <w:rFonts w:ascii="Arial" w:hAnsi="Arial" w:cs="Arial"/>
+          <w:kern w:val="0"/>
+          <w14:ligatures w14:val="none"/>
+        </w:rPr>
+        <w:t>ram</w:t>
+      </w:r>
+      <w:r>
+        <w:rPr>
+          <w:rFonts w:ascii="Arial" w:hAnsi="Arial" w:cs="Arial"/>
+          <w:kern w:val="0"/>
+          <w14:ligatures w14:val="none"/>
+        </w:rPr>
+        <w:t xml:space="preserve"> a </w:t>
+      </w:r>
+      <w:r>
+        <w:rPr>
+          <w:rFonts w:ascii="Arial" w:hAnsi="Arial" w:cs="Arial"/>
+          <w:b/>
+          <w:bCs/>
+          <w:kern w:val="0"/>
+          <w14:ligatures w14:val="none"/>
+        </w:rPr>
+        <w:t>taxa média de mercado divulgada pelo BACEN</w:t>
+      </w:r>
+      <w:r>
+        <w:rPr>
+          <w:rFonts w:ascii="Arial" w:hAnsi="Arial" w:cs="Arial"/>
+          <w:kern w:val="0"/>
+          <w14:ligatures w14:val="none"/>
+        </w:rPr>
+        <w:t xml:space="preserve"> para o período, que era de </w:t>
+      </w:r>
+      <w:r>
+        <w:rPr>
+          <w:rFonts w:ascii="Arial" w:hAnsi="Arial" w:cs="Arial"/>
+          <w:b/>
+          <w:bCs/>
+          <w:kern w:val="0"/>
+          <w14:ligatures w14:val="none"/>
+        </w:rPr>
+        <w:t xml:space="preserve">{TAXA_BACEN_MES}</w:t>
+      </w:r>
+      <w:r>
+        <w:rPr>
+          <w:rFonts w:ascii="Arial" w:hAnsi="Arial" w:cs="Arial"/>
+          <w:b/>
+          <w:bCs/>
+          <w:kern w:val="0"/>
+          <w14:ligatures w14:val="none"/>
+        </w:rPr>
+        <w:t xml:space="preserve"> </w:t>
+      </w:r>
+      <w:r>
+        <w:rPr>
+          <w:rFonts w:ascii="Arial" w:hAnsi="Arial" w:cs="Arial"/>
+          <w:b/>
+          <w:bCs/>
+          <w:kern w:val="0"/>
+          <w14:ligatures w14:val="none"/>
+        </w:rPr>
         <w:t xml:space="preserve">ao mês e </w:t>
       </w:r>
       <w:r>
@@ -3300,39 +2652,33 @@
           <w:kern w:val="0"/>
           <w14:ligatures w14:val="none"/>
         </w:rPr>
-        <w:t>[</w:t>
-      </w:r>
-      <w:r>
-        <w:rPr>
-          <w:rFonts w:ascii="Arial" w:hAnsi="Arial" w:cs="Arial"/>
-          <w:b/>
-          <w:bCs/>
-          <w:kern w:val="0"/>
-          <w14:ligatures w14:val="none"/>
-        </w:rPr>
-        <w:t>PREENCHER</w:t>
-      </w:r>
-      <w:r>
-        <w:rPr>
-          <w:rFonts w:ascii="Arial" w:hAnsi="Arial" w:cs="Arial"/>
-          <w:b/>
-          <w:bCs/>
-          <w:kern w:val="0"/>
-          <w14:ligatures w14:val="none"/>
-        </w:rPr>
-        <w:t>]</w:t>
-      </w:r>
-      <w:r>
-        <w:rPr>
-          <w:rFonts w:ascii="Arial" w:hAnsi="Arial" w:cs="Arial"/>
-          <w:kern w:val="0"/>
-          <w14:ligatures w14:val="none"/>
-        </w:rPr>
-        <w:t>%</w:t>
-      </w:r>
-      <w:r>
-        <w:rPr>
-          <w:rFonts w:ascii="Arial" w:hAnsi="Arial" w:cs="Arial"/>
+        <w:t xml:space="preserve">{TAXA_BACEN_ANO}</w:t>
+      </w:r>
+      <w:r>
+        <w:rPr>
+          <w:rFonts w:ascii="Arial" w:hAnsi="Arial" w:cs="Arial"/>
+          <w:b/>
+          <w:bCs/>
+          <w:kern w:val="0"/>
+          <w14:ligatures w14:val="none"/>
+        </w:rPr>
+        <w:t xml:space="preserve"> </w:t>
+      </w:r>
+      <w:r>
+        <w:rPr>
+          <w:rFonts w:ascii="Arial" w:hAnsi="Arial" w:cs="Arial"/>
+          <w:b/>
+          <w:bCs/>
+          <w:kern w:val="0"/>
+          <w14:ligatures w14:val="none"/>
+        </w:rPr>
+        <w:t>ao ano</w:t>
+      </w:r>
+      <w:r>
+        <w:rPr>
+          <w:rFonts w:ascii="Arial" w:hAnsi="Arial" w:cs="Arial"/>
+          <w:b/>
+          <w:bCs/>
           <w:kern w:val="0"/>
           <w14:ligatures w14:val="none"/>
         </w:rPr>
@@ -3344,16 +2690,109 @@
           <w:kern w:val="0"/>
           <w14:ligatures w14:val="none"/>
         </w:rPr>
-        <w:t xml:space="preserve">. </w:t>
-      </w:r>
-      <w:r>
-        <w:rPr>
-          <w:rFonts w:ascii="Arial" w:hAnsi="Arial" w:cs="Arial"/>
-          <w:kern w:val="0"/>
-          <w14:ligatures w14:val="none"/>
-        </w:rPr>
-        <w:t>Contudo,</w:t>
-      </w:r>
+        <w:t xml:space="preserve">. Essa discrepância configura nítido </w:t>
+      </w:r>
+      <w:r>
+        <w:rPr>
+          <w:rFonts w:ascii="Arial" w:hAnsi="Arial" w:cs="Arial"/>
+          <w:kern w:val="0"/>
+          <w14:ligatures w14:val="none"/>
+        </w:rPr>
+        <w:t xml:space="preserve">o </w:t>
+      </w:r>
+      <w:r>
+        <w:rPr>
+          <w:rFonts w:ascii="Arial" w:hAnsi="Arial" w:cs="Arial"/>
+          <w:kern w:val="0"/>
+          <w14:ligatures w14:val="none"/>
+        </w:rPr>
+        <w:t xml:space="preserve">desequilíbrio contratual e </w:t>
+      </w:r>
+      <w:r>
+        <w:rPr>
+          <w:rFonts w:ascii="Arial" w:hAnsi="Arial" w:cs="Arial"/>
+          <w:kern w:val="0"/>
+          <w14:ligatures w14:val="none"/>
+        </w:rPr>
+        <w:t xml:space="preserve">a </w:t>
+      </w:r>
+      <w:r>
+        <w:rPr>
+          <w:rFonts w:ascii="Arial" w:hAnsi="Arial" w:cs="Arial"/>
+          <w:kern w:val="0"/>
+          <w14:ligatures w14:val="none"/>
+        </w:rPr>
+        <w:t>onerosidade excessiva ao consumidor, justificando a revisão das cláusulas financeiras para adequá-las aos parâmetros do órgão regulador.</w:t>
+      </w:r>
+    </w:p>
+    <w:p>
+      <w:pPr>
+        <w:suppressAutoHyphens/>
+        <w:spacing w:after="0" w:line="360" w:lineRule="auto"/>
+        <w:rPr>
+          <w:rFonts w:ascii="Arial" w:hAnsi="Arial" w:cs="Arial"/>
+          <w:kern w:val="0"/>
+          <w14:ligatures w14:val="none"/>
+        </w:rPr>
+      </w:pPr>
+    </w:p>
+    <w:p>
+      <w:pPr>
+        <w:pStyle w:val="PargrafodaLista"/>
+        <w:suppressAutoHyphens/>
+        <w:spacing w:after="0" w:line="360" w:lineRule="auto"/>
+        <w:ind w:left="0" w:firstLine="2835"/>
+        <w:jc w:val="both"/>
+        <w:rPr>
+          <w:rFonts w:ascii="Arial" w:hAnsi="Arial" w:cs="Arial"/>
+          <w:kern w:val="0"/>
+          <w14:ligatures w14:val="none"/>
+        </w:rPr>
+      </w:pPr>
+      <w:r>
+        <w:rPr>
+          <w:rFonts w:ascii="Arial" w:hAnsi="Arial" w:cs="Arial"/>
+          <w:kern w:val="0"/>
+          <w14:ligatures w14:val="none"/>
+        </w:rPr>
+        <w:t xml:space="preserve">Essa discrepância, especialmente considerando o sistema de amortização </w:t>
+      </w:r>
+      <w:proofErr w:type="spellStart"/>
+      <w:r>
+        <w:rPr>
+          <w:rFonts w:ascii="Arial" w:hAnsi="Arial" w:cs="Arial"/>
+          <w:kern w:val="0"/>
+          <w14:ligatures w14:val="none"/>
+        </w:rPr>
+        <w:t>Price</w:t>
+      </w:r>
+      <w:proofErr w:type="spellEnd"/>
+      <w:r>
+        <w:rPr>
+          <w:rFonts w:ascii="Arial" w:hAnsi="Arial" w:cs="Arial"/>
+          <w:kern w:val="0"/>
+          <w14:ligatures w14:val="none"/>
+        </w:rPr>
+        <w:t>, viola o dever de transparência e a boa-fé objetiva, pois impõe ao consumidor obrigação superior à que efetivamente assumiu</w:t>
+      </w:r>
+      <w:proofErr w:type="gramStart"/>
+      <w:r>
+        <w:rPr>
+          <w:rFonts w:ascii="Arial" w:hAnsi="Arial" w:cs="Arial"/>
+          <w:kern w:val="0"/>
+          <w14:ligatures w14:val="none"/>
+        </w:rPr>
+        <w:t xml:space="preserve">, </w:t>
+      </w:r>
+      <w:r>
+        <w:rPr>
+          <w:rFonts w:ascii="Arial" w:hAnsi="Arial" w:cs="Arial"/>
+          <w:kern w:val="0"/>
+          <w14:ligatures w14:val="none"/>
+        </w:rPr>
+        <w:t>.</w:t>
+      </w:r>
+      <w:proofErr w:type="gramEnd"/>
       <w:r>
         <w:rPr>
           <w:rFonts w:ascii="Arial" w:hAnsi="Arial" w:cs="Arial"/>
@@ -3368,227 +2807,9 @@
           <w:kern w:val="0"/>
           <w14:ligatures w14:val="none"/>
         </w:rPr>
-        <w:t>o Parecer Técnico Contábil demonstra que tais índices supera</w:t>
-      </w:r>
-      <w:r>
-        <w:rPr>
-          <w:rFonts w:ascii="Arial" w:hAnsi="Arial" w:cs="Arial"/>
-          <w:kern w:val="0"/>
-          <w14:ligatures w14:val="none"/>
-        </w:rPr>
-        <w:t>ram</w:t>
-      </w:r>
-      <w:r>
-        <w:rPr>
-          <w:rFonts w:ascii="Arial" w:hAnsi="Arial" w:cs="Arial"/>
-          <w:kern w:val="0"/>
-          <w14:ligatures w14:val="none"/>
-        </w:rPr>
-        <w:t xml:space="preserve"> a </w:t>
-      </w:r>
-      <w:r>
-        <w:rPr>
-          <w:rFonts w:ascii="Arial" w:hAnsi="Arial" w:cs="Arial"/>
-          <w:b/>
-          <w:bCs/>
-          <w:kern w:val="0"/>
-          <w14:ligatures w14:val="none"/>
-        </w:rPr>
-        <w:t>taxa média de mercado divulgada pelo BACEN</w:t>
-      </w:r>
-      <w:r>
-        <w:rPr>
-          <w:rFonts w:ascii="Arial" w:hAnsi="Arial" w:cs="Arial"/>
-          <w:kern w:val="0"/>
-          <w14:ligatures w14:val="none"/>
-        </w:rPr>
-        <w:t xml:space="preserve"> para o período, que era de </w:t>
-      </w:r>
-      <w:r>
-        <w:rPr>
-          <w:rFonts w:ascii="Arial" w:hAnsi="Arial" w:cs="Arial"/>
-          <w:b/>
-          <w:bCs/>
-          <w:kern w:val="0"/>
-          <w14:ligatures w14:val="none"/>
-        </w:rPr>
-        <w:t>[</w:t>
-      </w:r>
-      <w:r>
-        <w:rPr>
-          <w:rFonts w:ascii="Arial" w:hAnsi="Arial" w:cs="Arial"/>
-          <w:b/>
-          <w:bCs/>
-          <w:kern w:val="0"/>
-          <w14:ligatures w14:val="none"/>
-        </w:rPr>
-        <w:t xml:space="preserve">TAXA DO </w:t>
-      </w:r>
-      <w:proofErr w:type="gramStart"/>
-      <w:r>
-        <w:rPr>
-          <w:rFonts w:ascii="Arial" w:hAnsi="Arial" w:cs="Arial"/>
-          <w:b/>
-          <w:bCs/>
-          <w:kern w:val="0"/>
-          <w14:ligatures w14:val="none"/>
-        </w:rPr>
-        <w:t>BACEN</w:t>
-      </w:r>
-      <w:r>
-        <w:rPr>
-          <w:rFonts w:ascii="Arial" w:hAnsi="Arial" w:cs="Arial"/>
-          <w:b/>
-          <w:bCs/>
-          <w:kern w:val="0"/>
-          <w14:ligatures w14:val="none"/>
-        </w:rPr>
-        <w:t>]</w:t>
-      </w:r>
-      <w:r>
-        <w:rPr>
-          <w:rFonts w:ascii="Arial" w:hAnsi="Arial" w:cs="Arial"/>
-          <w:b/>
-          <w:bCs/>
-          <w:kern w:val="0"/>
-          <w14:ligatures w14:val="none"/>
-        </w:rPr>
-        <w:t>%</w:t>
-      </w:r>
-      <w:proofErr w:type="gramEnd"/>
-      <w:r>
-        <w:rPr>
-          <w:rFonts w:ascii="Arial" w:hAnsi="Arial" w:cs="Arial"/>
-          <w:b/>
-          <w:bCs/>
-          <w:kern w:val="0"/>
-          <w14:ligatures w14:val="none"/>
-        </w:rPr>
-        <w:t xml:space="preserve"> ao mês e </w:t>
-      </w:r>
-      <w:r>
-        <w:rPr>
-          <w:rFonts w:ascii="Arial" w:hAnsi="Arial" w:cs="Arial"/>
-          <w:b/>
-          <w:bCs/>
-          <w:kern w:val="0"/>
-          <w14:ligatures w14:val="none"/>
-        </w:rPr>
-        <w:t>[</w:t>
-      </w:r>
-      <w:r>
-        <w:rPr>
-          <w:rFonts w:ascii="Arial" w:hAnsi="Arial" w:cs="Arial"/>
-          <w:b/>
-          <w:bCs/>
-          <w:kern w:val="0"/>
-          <w14:ligatures w14:val="none"/>
-        </w:rPr>
-        <w:t xml:space="preserve">TAXA DO </w:t>
-      </w:r>
-      <w:proofErr w:type="gramStart"/>
-      <w:r>
-        <w:rPr>
-          <w:rFonts w:ascii="Arial" w:hAnsi="Arial" w:cs="Arial"/>
-          <w:b/>
-          <w:bCs/>
-          <w:kern w:val="0"/>
-          <w14:ligatures w14:val="none"/>
-        </w:rPr>
-        <w:t>BACEN</w:t>
-      </w:r>
-      <w:r>
-        <w:rPr>
-          <w:rFonts w:ascii="Arial" w:hAnsi="Arial" w:cs="Arial"/>
-          <w:b/>
-          <w:bCs/>
-          <w:kern w:val="0"/>
-          <w14:ligatures w14:val="none"/>
-        </w:rPr>
-        <w:t>]</w:t>
-      </w:r>
-      <w:r>
-        <w:rPr>
-          <w:rFonts w:ascii="Arial" w:hAnsi="Arial" w:cs="Arial"/>
-          <w:b/>
-          <w:bCs/>
-          <w:kern w:val="0"/>
-          <w14:ligatures w14:val="none"/>
-        </w:rPr>
-        <w:t>%</w:t>
-      </w:r>
-      <w:proofErr w:type="gramEnd"/>
-      <w:r>
-        <w:rPr>
-          <w:rFonts w:ascii="Arial" w:hAnsi="Arial" w:cs="Arial"/>
-          <w:b/>
-          <w:bCs/>
-          <w:kern w:val="0"/>
-          <w14:ligatures w14:val="none"/>
-        </w:rPr>
-        <w:t xml:space="preserve"> ao ano</w:t>
-      </w:r>
-      <w:r>
-        <w:rPr>
-          <w:rFonts w:ascii="Arial" w:hAnsi="Arial" w:cs="Arial"/>
-          <w:b/>
-          <w:bCs/>
-          <w:kern w:val="0"/>
-          <w14:ligatures w14:val="none"/>
-        </w:rPr>
-        <w:t xml:space="preserve"> ao ano</w:t>
-      </w:r>
-      <w:r>
-        <w:rPr>
-          <w:rFonts w:ascii="Arial" w:hAnsi="Arial" w:cs="Arial"/>
-          <w:kern w:val="0"/>
-          <w14:ligatures w14:val="none"/>
-        </w:rPr>
-        <w:t xml:space="preserve">. Essa discrepância configura nítido </w:t>
-      </w:r>
-      <w:r>
-        <w:rPr>
-          <w:rFonts w:ascii="Arial" w:hAnsi="Arial" w:cs="Arial"/>
-          <w:kern w:val="0"/>
-          <w14:ligatures w14:val="none"/>
-        </w:rPr>
-        <w:t xml:space="preserve">o </w:t>
-      </w:r>
-      <w:r>
-        <w:rPr>
-          <w:rFonts w:ascii="Arial" w:hAnsi="Arial" w:cs="Arial"/>
-          <w:kern w:val="0"/>
-          <w14:ligatures w14:val="none"/>
-        </w:rPr>
-        <w:t xml:space="preserve">desequilíbrio contratual e </w:t>
-      </w:r>
-      <w:r>
-        <w:rPr>
-          <w:rFonts w:ascii="Arial" w:hAnsi="Arial" w:cs="Arial"/>
-          <w:kern w:val="0"/>
-          <w14:ligatures w14:val="none"/>
-        </w:rPr>
-        <w:t xml:space="preserve">a </w:t>
-      </w:r>
-      <w:r>
-        <w:rPr>
-          <w:rFonts w:ascii="Arial" w:hAnsi="Arial" w:cs="Arial"/>
-          <w:kern w:val="0"/>
-          <w14:ligatures w14:val="none"/>
-        </w:rPr>
-        <w:t>onerosidade excessiva ao consumidor, justificando a revisão das cláusulas financeiras para adequá-las aos parâmetros do órgão regulador.</w:t>
-      </w:r>
-    </w:p>
-    <w:p>
-      <w:pPr>
-        <w:suppressAutoHyphens/>
-        <w:spacing w:after="0" w:line="360" w:lineRule="auto"/>
-        <w:rPr>
-          <w:rFonts w:ascii="Arial" w:hAnsi="Arial" w:cs="Arial"/>
-          <w:kern w:val="0"/>
-          <w14:ligatures w14:val="none"/>
-        </w:rPr>
-      </w:pPr>
+        <w:lastRenderedPageBreak/>
+        <w:t>Trata-se de irregularidade que o consumidor não tem meios técnicos de identificar no momento da contratação.</w:t>
+      </w:r>
     </w:p>
     <w:p>
       <w:pPr>
@@ -3603,66 +2824,6 @@
           <w14:ligatures w14:val="none"/>
         </w:rPr>
       </w:pPr>
-      <w:r>
-        <w:rPr>
-          <w:rFonts w:ascii="Arial" w:hAnsi="Arial" w:cs="Arial"/>
-          <w:kern w:val="0"/>
-          <w14:ligatures w14:val="none"/>
-        </w:rPr>
-        <w:t xml:space="preserve">Essa discrepância, especialmente considerando o sistema de amortização </w:t>
-      </w:r>
-      <w:proofErr w:type="spellStart"/>
-      <w:r>
-        <w:rPr>
-          <w:rFonts w:ascii="Arial" w:hAnsi="Arial" w:cs="Arial"/>
-          <w:kern w:val="0"/>
-          <w14:ligatures w14:val="none"/>
-        </w:rPr>
-        <w:t>Price</w:t>
-      </w:r>
-      <w:proofErr w:type="spellEnd"/>
-      <w:r>
-        <w:rPr>
-          <w:rFonts w:ascii="Arial" w:hAnsi="Arial" w:cs="Arial"/>
-          <w:kern w:val="0"/>
-          <w14:ligatures w14:val="none"/>
-        </w:rPr>
-        <w:t>, viola o dever de transparência e a boa-fé objetiva, pois impõe ao consumidor obrigação superior à que efetivamente assumiu</w:t>
-      </w:r>
-      <w:proofErr w:type="gramStart"/>
-      <w:r>
-        <w:rPr>
-          <w:rFonts w:ascii="Arial" w:hAnsi="Arial" w:cs="Arial"/>
-          <w:kern w:val="0"/>
-          <w14:ligatures w14:val="none"/>
-        </w:rPr>
-        <w:t xml:space="preserve">, </w:t>
-      </w:r>
-      <w:r>
-        <w:rPr>
-          <w:rFonts w:ascii="Arial" w:hAnsi="Arial" w:cs="Arial"/>
-          <w:kern w:val="0"/>
-          <w14:ligatures w14:val="none"/>
-        </w:rPr>
-        <w:t>.</w:t>
-      </w:r>
-      <w:proofErr w:type="gramEnd"/>
-      <w:r>
-        <w:rPr>
-          <w:rFonts w:ascii="Arial" w:hAnsi="Arial" w:cs="Arial"/>
-          <w:kern w:val="0"/>
-          <w14:ligatures w14:val="none"/>
-        </w:rPr>
-        <w:t xml:space="preserve"> </w:t>
-      </w:r>
-      <w:r>
-        <w:rPr>
-          <w:rFonts w:ascii="Arial" w:hAnsi="Arial" w:cs="Arial"/>
-          <w:kern w:val="0"/>
-          <w14:ligatures w14:val="none"/>
-        </w:rPr>
-        <w:t>Trata-se de irregularidade que o consumidor não tem meios técnicos de identificar no momento da contratação.</w:t>
-      </w:r>
     </w:p>
     <w:p>
       <w:pPr>
@@ -3677,6 +2838,39 @@
           <w14:ligatures w14:val="none"/>
         </w:rPr>
       </w:pPr>
+      <w:r>
+        <w:rPr>
+          <w:rFonts w:ascii="Arial" w:hAnsi="Arial" w:cs="Arial"/>
+          <w:kern w:val="0"/>
+          <w14:ligatures w14:val="none"/>
+        </w:rPr>
+        <w:t>A jurisprudência do Superior Tribunal de Justiça, consolidada na Súmula 530</w:t>
+      </w:r>
+      <w:r>
+        <w:rPr>
+          <w:rStyle w:val="Refdenotaderodap"/>
+          <w:rFonts w:ascii="Arial" w:hAnsi="Arial" w:cs="Arial"/>
+          <w:kern w:val="0"/>
+          <w14:ligatures w14:val="none"/>
+        </w:rPr>
+        <w:footnoteReference w:id="4"/>
+      </w:r>
+      <w:r>
+        <w:rPr>
+          <w:rFonts w:ascii="Arial" w:hAnsi="Arial" w:cs="Arial"/>
+          <w:kern w:val="0"/>
+          <w14:ligatures w14:val="none"/>
+        </w:rPr>
+        <w:t xml:space="preserve">, estabelece que, diante da ausência de comprovação da taxa efetivamente contratada, deve ser aplicada a taxa média de mercado divulgada pelo Banco Central, salvo se a taxa cobrada for mais favorável ao consumidor. </w:t>
+      </w:r>
+      <w:r>
+        <w:rPr>
+          <w:rFonts w:ascii="Arial" w:hAnsi="Arial" w:cs="Arial"/>
+          <w:kern w:val="0"/>
+          <w14:ligatures w14:val="none"/>
+        </w:rPr>
+        <w:t>Nesse sentido:</w:t>
+      </w:r>
     </w:p>
     <w:p>
       <w:pPr>
@@ -3691,61 +2885,13 @@
           <w14:ligatures w14:val="none"/>
         </w:rPr>
       </w:pPr>
-      <w:r>
-        <w:rPr>
-          <w:rFonts w:ascii="Arial" w:hAnsi="Arial" w:cs="Arial"/>
-          <w:kern w:val="0"/>
-          <w14:ligatures w14:val="none"/>
-        </w:rPr>
-        <w:lastRenderedPageBreak/>
-        <w:t>A jurisprudência do Superior Tribunal de Justiça, consolidada na Súmula 530</w:t>
-      </w:r>
-      <w:r>
-        <w:rPr>
-          <w:rStyle w:val="Refdenotaderodap"/>
-          <w:rFonts w:ascii="Arial" w:hAnsi="Arial" w:cs="Arial"/>
-          <w:kern w:val="0"/>
-          <w14:ligatures w14:val="none"/>
-        </w:rPr>
-        <w:footnoteReference w:id="4"/>
-      </w:r>
-      <w:r>
-        <w:rPr>
-          <w:rFonts w:ascii="Arial" w:hAnsi="Arial" w:cs="Arial"/>
-          <w:kern w:val="0"/>
-          <w14:ligatures w14:val="none"/>
-        </w:rPr>
-        <w:t xml:space="preserve">, estabelece que, diante da ausência de comprovação da taxa efetivamente contratada, deve ser aplicada a taxa média de mercado divulgada pelo Banco Central, salvo se a taxa cobrada for mais favorável ao consumidor. </w:t>
-      </w:r>
-      <w:r>
-        <w:rPr>
-          <w:rFonts w:ascii="Arial" w:hAnsi="Arial" w:cs="Arial"/>
-          <w:kern w:val="0"/>
-          <w14:ligatures w14:val="none"/>
-        </w:rPr>
-        <w:t>Nesse sentido:</w:t>
-      </w:r>
-    </w:p>
-    <w:p>
-      <w:pPr>
-        <w:pStyle w:val="PargrafodaLista"/>
-        <w:suppressAutoHyphens/>
-        <w:spacing w:after="0" w:line="360" w:lineRule="auto"/>
-        <w:ind w:left="0" w:firstLine="2835"/>
-        <w:jc w:val="both"/>
-        <w:rPr>
-          <w:rFonts w:ascii="Arial" w:hAnsi="Arial" w:cs="Arial"/>
-          <w:kern w:val="0"/>
-          <w14:ligatures w14:val="none"/>
-        </w:rPr>
-      </w:pPr>
-    </w:p>
-    <w:p>
-      <w:pPr>
-        <w:pStyle w:val="PargrafodaLista"/>
-        <w:suppressAutoHyphens/>
-        <w:spacing w:after="0" w:line="360" w:lineRule="auto"/>
-        <w:ind w:left="2835"/>
+    </w:p>
+    <w:p>
+      <w:pPr>
+        <w:pStyle w:val="PargrafodaLista"/>
+        <w:suppressAutoHyphens/>
+        <w:spacing w:after="0" w:line="360" w:lineRule="auto"/>
+        <w:ind w:firstLine="2835"/>
         <w:jc w:val="both"/>
         <w:rPr>
           <w:rFonts w:ascii="Arial" w:hAnsi="Arial" w:cs="Arial"/>
@@ -3767,29 +2913,7 @@
           <w:szCs w:val="22"/>
           <w14:ligatures w14:val="none"/>
         </w:rPr>
-        <w:t>“</w:t>
-      </w:r>
-      <w:r>
-        <w:rPr>
-          <w:rFonts w:ascii="Arial" w:hAnsi="Arial" w:cs="Arial"/>
-          <w:b/>
-          <w:bCs/>
-          <w:kern w:val="0"/>
-          <w:sz w:val="22"/>
-          <w:szCs w:val="22"/>
-          <w14:ligatures w14:val="none"/>
-        </w:rPr>
-        <w:t>[JURISPRUDÊNCIA TAXA ACIMA DO BACEN]</w:t>
-      </w:r>
-      <w:r>
-        <w:rPr>
-          <w:rFonts w:ascii="Arial" w:hAnsi="Arial" w:cs="Arial"/>
-          <w:kern w:val="0"/>
-          <w:sz w:val="22"/>
-          <w:szCs w:val="22"/>
-          <w14:ligatures w14:val="none"/>
-        </w:rPr>
-        <w:t>”</w:t>
+        <w:t xml:space="preserve">{JURIS_ACIMA_BACEN}</w:t>
       </w:r>
     </w:p>
     <w:p>
@@ -4006,35 +3130,7 @@
           <w:szCs w:val="22"/>
           <w14:ligatures w14:val="none"/>
         </w:rPr>
-        <w:t>“</w:t>
-      </w:r>
-      <w:r>
-        <w:rPr>
-          <w:rFonts w:ascii="Arial" w:hAnsi="Arial" w:cs="Arial"/>
-          <w:b/>
-          <w:bCs/>
-          <w:i/>
-          <w:iCs/>
-          <w:kern w:val="0"/>
-          <w:sz w:val="22"/>
-          <w:szCs w:val="22"/>
-          <w14:ligatures w14:val="none"/>
-        </w:rPr>
-        <w:t>[JURISPRUDÊNCIA SEGURO PRESTAMISTA]</w:t>
-      </w:r>
-      <w:r>
-        <w:rPr>
-          <w:rFonts w:ascii="Arial" w:hAnsi="Arial" w:cs="Arial"/>
-          <w:b/>
-          <w:bCs/>
-          <w:i/>
-          <w:iCs/>
-          <w:kern w:val="0"/>
-          <w:sz w:val="22"/>
-          <w:szCs w:val="22"/>
-          <w14:ligatures w14:val="none"/>
-        </w:rPr>
-        <w:t>”</w:t>
+        <w:t xml:space="preserve">{JURIS_SEGURO}</w:t>
       </w:r>
     </w:p>
     <w:p>
@@ -4056,7 +3152,7 @@
         <w:pStyle w:val="PargrafodaLista"/>
         <w:suppressAutoHyphens/>
         <w:spacing w:line="360" w:lineRule="auto"/>
-        <w:ind w:left="0"/>
+        <w:ind w:left="0" w:firstLine="2694"/>
         <w:jc w:val="both"/>
         <w:rPr>
           <w:rFonts w:ascii="Arial" w:hAnsi="Arial" w:cs="Arial"/>
@@ -4071,6 +3167,7 @@
           <w:rFonts w:ascii="Arial" w:hAnsi="Arial" w:cs="Arial"/>
           <w:color w:val="000000"/>
         </w:rPr>
+        <w:lastRenderedPageBreak/>
         <w:t>Conforme demonstrado n</w:t>
       </w:r>
       <w:r>
@@ -4102,28 +3199,7 @@
           <w:kern w:val="0"/>
           <w14:ligatures w14:val="none"/>
         </w:rPr>
-        <w:t>[</w:t>
-      </w:r>
-      <w:proofErr w:type="gramStart"/>
-      <w:r>
-        <w:rPr>
-          <w:rFonts w:ascii="Arial" w:hAnsi="Arial" w:cs="Arial"/>
-          <w:b/>
-          <w:bCs/>
-          <w:kern w:val="0"/>
-          <w14:ligatures w14:val="none"/>
-        </w:rPr>
-        <w:t>SEGURADORA</w:t>
-      </w:r>
-      <w:r>
-        <w:rPr>
-          <w:rFonts w:ascii="Arial" w:hAnsi="Arial" w:cs="Arial"/>
-          <w:b/>
-          <w:bCs/>
-          <w:kern w:val="0"/>
-          <w14:ligatures w14:val="none"/>
-        </w:rPr>
-        <w:t>]</w:t>
+        <w:t xml:space="preserve">{SEGURADORA}</w:t>
       </w:r>
       <w:r>
         <w:rPr>
@@ -4161,34 +3237,14 @@
           <w:kern w:val="0"/>
           <w14:ligatures w14:val="none"/>
         </w:rPr>
-        <w:t>[</w:t>
-      </w:r>
-      <w:r>
-        <w:rPr>
-          <w:rFonts w:ascii="Arial" w:hAnsi="Arial" w:cs="Arial"/>
-          <w:b/>
-          <w:bCs/>
-          <w:kern w:val="0"/>
-          <w14:ligatures w14:val="none"/>
-        </w:rPr>
-        <w:t>PREENCHER</w:t>
-      </w:r>
-      <w:r>
-        <w:rPr>
-          <w:rFonts w:ascii="Arial" w:hAnsi="Arial" w:cs="Arial"/>
-          <w:b/>
-          <w:bCs/>
-          <w:kern w:val="0"/>
-          <w14:ligatures w14:val="none"/>
-        </w:rPr>
-        <w:t>]</w:t>
-      </w:r>
-      <w:r>
-        <w:rPr>
-          <w:rFonts w:ascii="Arial" w:hAnsi="Arial" w:cs="Arial"/>
-          <w:kern w:val="0"/>
-          <w:sz w:val="18"/>
-          <w:szCs w:val="18"/>
+        <w:t xml:space="preserve">{CNPJ_SEGURADORA}</w:t>
+      </w:r>
+      <w:r>
+        <w:rPr>
+          <w:rFonts w:ascii="Arial" w:hAnsi="Arial" w:cs="Arial"/>
+          <w:b/>
+          <w:bCs/>
+          <w:kern w:val="0"/>
           <w14:ligatures w14:val="none"/>
         </w:rPr>
         <w:t xml:space="preserve"> </w:t>
@@ -4198,15 +3254,7 @@
           <w:rFonts w:ascii="Arial" w:hAnsi="Arial" w:cs="Arial"/>
           <w:color w:val="000000"/>
         </w:rPr>
-        <w:t xml:space="preserve">faz parte do mesmo grupo </w:t>
-      </w:r>
-      <w:r>
-        <w:rPr>
-          <w:rFonts w:ascii="Arial" w:hAnsi="Arial" w:cs="Arial"/>
-          <w:color w:val="000000"/>
-        </w:rPr>
-        <w:lastRenderedPageBreak/>
-        <w:t xml:space="preserve">econômico </w:t>
+        <w:t xml:space="preserve">faz parte do mesmo grupo econômico </w:t>
       </w:r>
       <w:r>
         <w:rPr>
@@ -4405,37 +3453,7 @@
           <w:kern w:val="0"/>
           <w14:ligatures w14:val="none"/>
         </w:rPr>
-        <w:t xml:space="preserve">R$ </w:t>
-      </w:r>
-      <w:r>
-        <w:rPr>
-          <w:rFonts w:ascii="Arial" w:hAnsi="Arial" w:cs="Arial"/>
-          <w:b/>
-          <w:bCs/>
-          <w:kern w:val="0"/>
-          <w14:ligatures w14:val="none"/>
-        </w:rPr>
-        <w:t>[</w:t>
-      </w:r>
-      <w:r>
-        <w:rPr>
-          <w:rFonts w:ascii="Arial" w:hAnsi="Arial" w:cs="Arial"/>
-          <w:b/>
-          <w:bCs/>
-          <w:kern w:val="0"/>
-          <w14:ligatures w14:val="none"/>
-        </w:rPr>
-        <w:t>TARIFA DE CADASTRO</w:t>
-      </w:r>
-      <w:r>
-        <w:rPr>
-          <w:rFonts w:ascii="Arial" w:hAnsi="Arial" w:cs="Arial"/>
-          <w:b/>
-          <w:bCs/>
-          <w:kern w:val="0"/>
-          <w14:ligatures w14:val="none"/>
-        </w:rPr>
-        <w:t>]</w:t>
+        <w:t xml:space="preserve">{TARIFA_CADASTRO}</w:t>
       </w:r>
       <w:r>
         <w:rPr>
@@ -4670,7 +3688,7 @@
           <w:szCs w:val="22"/>
           <w14:ligatures w14:val="none"/>
         </w:rPr>
-        <w:t xml:space="preserve">Permanece válida a tarifa de cadastro expressamente tipificada em ato normativo padronizador da autoridade monetária, a qual somente pode ser cobrada do início do </w:t>
+        <w:t xml:space="preserve">Permanece válida a tarifa de cadastro expressamente tipificada em ato normativo padronizador da autoridade </w:t>
       </w:r>
       <w:r>
         <w:rPr>
@@ -4683,7 +3701,7 @@
           <w14:ligatures w14:val="none"/>
         </w:rPr>
         <w:lastRenderedPageBreak/>
-        <w:t>relacionamento entre o consumidor e a instituição financeira.</w:t>
+        <w:t>monetária, a qual somente pode ser cobrada do início do relacionamento entre o consumidor e a instituição financeira.</w:t>
       </w:r>
       <w:r>
         <w:rPr>
@@ -4925,37 +3943,7 @@
           <w:kern w:val="0"/>
           <w14:ligatures w14:val="none"/>
         </w:rPr>
-        <w:t xml:space="preserve">R$ </w:t>
-      </w:r>
-      <w:r>
-        <w:rPr>
-          <w:rFonts w:ascii="Arial" w:hAnsi="Arial" w:cs="Arial"/>
-          <w:b/>
-          <w:bCs/>
-          <w:kern w:val="0"/>
-          <w14:ligatures w14:val="none"/>
-        </w:rPr>
-        <w:t>[</w:t>
-      </w:r>
-      <w:r>
-        <w:rPr>
-          <w:rFonts w:ascii="Arial" w:hAnsi="Arial" w:cs="Arial"/>
-          <w:b/>
-          <w:bCs/>
-          <w:kern w:val="0"/>
-          <w14:ligatures w14:val="none"/>
-        </w:rPr>
-        <w:t>TARIFA DE CADASTRO</w:t>
-      </w:r>
-      <w:r>
-        <w:rPr>
-          <w:rFonts w:ascii="Arial" w:hAnsi="Arial" w:cs="Arial"/>
-          <w:b/>
-          <w:bCs/>
-          <w:kern w:val="0"/>
-          <w14:ligatures w14:val="none"/>
-        </w:rPr>
-        <w:t>]</w:t>
+        <w:t xml:space="preserve">{TARIFA_CADASTRO}</w:t>
       </w:r>
       <w:r>
         <w:rPr>
@@ -5103,37 +4091,24 @@
           <w:color w:val="000000"/>
         </w:rPr>
         <w:lastRenderedPageBreak/>
-        <w:t xml:space="preserve">Conforme se denota da análise do instrumento contratual, a Ré incluiu no saldo devedor do contrato, a cobrança de taxa de avaliação do bem no valor de R$ </w:t>
-      </w:r>
-      <w:r>
-        <w:rPr>
-          <w:rFonts w:ascii="Arial" w:hAnsi="Arial" w:cs="Arial"/>
-          <w:b/>
-          <w:bCs/>
-          <w:kern w:val="0"/>
-          <w14:ligatures w14:val="none"/>
-        </w:rPr>
-        <w:t>[</w:t>
-      </w:r>
-      <w:r>
-        <w:rPr>
-          <w:rFonts w:ascii="Arial" w:hAnsi="Arial" w:cs="Arial"/>
-          <w:b/>
-          <w:bCs/>
-          <w:kern w:val="0"/>
-          <w14:ligatures w14:val="none"/>
-        </w:rPr>
-        <w:t>TARIFA DE AVALIAÇÃO</w:t>
-      </w:r>
-      <w:r>
-        <w:rPr>
-          <w:rFonts w:ascii="Arial" w:hAnsi="Arial" w:cs="Arial"/>
-          <w:b/>
-          <w:bCs/>
-          <w:kern w:val="0"/>
-          <w14:ligatures w14:val="none"/>
-        </w:rPr>
-        <w:t>]</w:t>
+        <w:t>Conforme se denota da análise do instrumento contratual, a Ré incluiu no saldo devedor do contrato, a cobrança de taxa de avaliação do bem no valor de</w:t>
+      </w:r>
+      <w:r>
+        <w:rPr>
+          <w:rFonts w:ascii="Arial" w:hAnsi="Arial" w:cs="Arial"/>
+          <w:color w:val="000000"/>
+        </w:rPr>
+        <w:t xml:space="preserve"> </w:t>
+      </w:r>
+      <w:r>
+        <w:rPr>
+          <w:rFonts w:ascii="Arial" w:hAnsi="Arial" w:cs="Arial"/>
+          <w:b/>
+          <w:bCs/>
+          <w:kern w:val="0"/>
+          <w14:ligatures w14:val="none"/>
+        </w:rPr>
+        <w:t xml:space="preserve">{TARIFA_AVALIACAO}</w:t>
       </w:r>
       <w:r>
         <w:rPr>
@@ -5208,15 +4183,10 @@
     </w:p>
     <w:p>
       <w:pPr>
-        <w:pStyle w:val="PargrafodaLista"/>
-        <w:suppressAutoHyphens/>
-        <w:spacing w:line="360" w:lineRule="auto"/>
+        <w:pStyle w:val="SemEspaamento"/>
         <w:ind w:left="3402"/>
-        <w:jc w:val="both"/>
-        <w:rPr>
-          <w:rFonts w:ascii="Arial" w:hAnsi="Arial" w:cs="Arial"/>
-          <w:b/>
-          <w:bCs/>
+        <w:rPr>
+          <w:rFonts w:ascii="Arial" w:hAnsi="Arial" w:cs="Arial"/>
           <w:i/>
           <w:iCs/>
           <w:kern w:val="0"/>
@@ -5228,8 +4198,6 @@
       <w:r>
         <w:rPr>
           <w:rFonts w:ascii="Arial" w:hAnsi="Arial" w:cs="Arial"/>
-          <w:b/>
-          <w:bCs/>
           <w:i/>
           <w:iCs/>
           <w:kern w:val="0"/>
@@ -5237,92 +4205,13 @@
           <w:szCs w:val="22"/>
           <w14:ligatures w14:val="none"/>
         </w:rPr>
-        <w:t>“</w:t>
-      </w:r>
-      <w:r>
-        <w:rPr>
-          <w:rFonts w:ascii="Arial" w:hAnsi="Arial" w:cs="Arial"/>
-          <w:b/>
-          <w:bCs/>
-          <w:i/>
-          <w:iCs/>
-          <w:kern w:val="0"/>
-          <w:sz w:val="22"/>
-          <w:szCs w:val="22"/>
-          <w14:ligatures w14:val="none"/>
-        </w:rPr>
-        <w:t xml:space="preserve">[JURISPRUDÊNCIA </w:t>
-      </w:r>
-      <w:r>
-        <w:rPr>
-          <w:rFonts w:ascii="Arial" w:hAnsi="Arial" w:cs="Arial"/>
-          <w:b/>
-          <w:bCs/>
-          <w:i/>
-          <w:iCs/>
-          <w:kern w:val="0"/>
-          <w:sz w:val="22"/>
-          <w:szCs w:val="22"/>
-          <w14:ligatures w14:val="none"/>
-        </w:rPr>
-        <w:t xml:space="preserve">TARIFA DE </w:t>
-      </w:r>
-      <w:r>
-        <w:rPr>
-          <w:rFonts w:ascii="Arial" w:hAnsi="Arial" w:cs="Arial"/>
-          <w:b/>
-          <w:bCs/>
-          <w:i/>
-          <w:iCs/>
-          <w:kern w:val="0"/>
-          <w:sz w:val="22"/>
-          <w:szCs w:val="22"/>
-          <w14:ligatures w14:val="none"/>
-        </w:rPr>
-        <w:t>AVALIAÇÃ</w:t>
-      </w:r>
-      <w:r>
-        <w:rPr>
-          <w:rFonts w:ascii="Arial" w:hAnsi="Arial" w:cs="Arial"/>
-          <w:b/>
-          <w:bCs/>
-          <w:i/>
-          <w:iCs/>
-          <w:kern w:val="0"/>
-          <w:sz w:val="22"/>
-          <w:szCs w:val="22"/>
-          <w14:ligatures w14:val="none"/>
-        </w:rPr>
-        <w:t>O</w:t>
-      </w:r>
-      <w:r>
-        <w:rPr>
-          <w:rFonts w:ascii="Arial" w:hAnsi="Arial" w:cs="Arial"/>
-          <w:b/>
-          <w:bCs/>
-          <w:i/>
-          <w:iCs/>
-          <w:kern w:val="0"/>
-          <w:sz w:val="22"/>
-          <w:szCs w:val="22"/>
-          <w14:ligatures w14:val="none"/>
-        </w:rPr>
-        <w:t>]</w:t>
-      </w:r>
-      <w:r>
-        <w:rPr>
-          <w:rFonts w:ascii="Arial" w:hAnsi="Arial" w:cs="Arial"/>
-          <w:b/>
-          <w:bCs/>
-          <w:i/>
-          <w:iCs/>
-          <w:kern w:val="0"/>
-          <w:sz w:val="22"/>
-          <w:szCs w:val="22"/>
-          <w14:ligatures w14:val="none"/>
-        </w:rPr>
-        <w:t>”</w:t>
-      </w:r>
+        <w:t xml:space="preserve">{JURIS_TARIFA_AVALIACAO}</w:t>
+      </w:r>
+    </w:p>
+    <w:p>
+      <w:pPr>
+        <w:pStyle w:val="SemEspaamento"/>
+      </w:pPr>
     </w:p>
     <w:p>
       <w:pPr>
@@ -5514,8 +4403,8 @@
       <w:pPr>
         <w:pStyle w:val="PargrafodaLista"/>
         <w:suppressAutoHyphens/>
-        <w:spacing w:line="360" w:lineRule="auto"/>
-        <w:ind w:left="3402"/>
+        <w:spacing w:after="0" w:line="360" w:lineRule="auto"/>
+        <w:ind w:firstLine="2835"/>
         <w:jc w:val="both"/>
         <w:rPr>
           <w:rFonts w:ascii="Arial" w:hAnsi="Arial" w:cs="Arial"/>
@@ -5541,35 +4430,7 @@
           <w:szCs w:val="22"/>
           <w14:ligatures w14:val="none"/>
         </w:rPr>
-        <w:t xml:space="preserve">“[JURISPRUDÊNCIA </w:t>
-      </w:r>
-      <w:r>
-        <w:rPr>
-          <w:rFonts w:ascii="Arial" w:hAnsi="Arial" w:cs="Arial"/>
-          <w:b/>
-          <w:bCs/>
-          <w:i/>
-          <w:iCs/>
-          <w:kern w:val="0"/>
-          <w:sz w:val="22"/>
-          <w:szCs w:val="22"/>
-          <w14:ligatures w14:val="none"/>
-        </w:rPr>
-        <w:t>TARIFA DE REGISTRO</w:t>
-      </w:r>
-      <w:r>
-        <w:rPr>
-          <w:rFonts w:ascii="Arial" w:hAnsi="Arial" w:cs="Arial"/>
-          <w:b/>
-          <w:bCs/>
-          <w:i/>
-          <w:iCs/>
-          <w:kern w:val="0"/>
-          <w:sz w:val="22"/>
-          <w:szCs w:val="22"/>
-          <w14:ligatures w14:val="none"/>
-        </w:rPr>
-        <w:t>]”</w:t>
+        <w:t xml:space="preserve">{JURIS_TARIFA_REGISTRO}</w:t>
       </w:r>
     </w:p>
     <w:p>
@@ -8032,30 +6893,8 @@
         <w:rPr>
           <w:rFonts w:ascii="Arial" w:hAnsi="Arial" w:cs="Arial"/>
         </w:rPr>
-        <w:t>[</w:t>
-      </w:r>
-      <w:r>
-        <w:rPr>
-          <w:rFonts w:ascii="Arial" w:hAnsi="Arial" w:cs="Arial"/>
-          <w:b/>
-          <w:bCs/>
-        </w:rPr>
-        <w:t>VALOR_CAUSA</w:t>
-      </w:r>
-      <w:proofErr w:type="gramStart"/>
-      <w:r>
-        <w:rPr>
-          <w:rFonts w:ascii="Arial" w:hAnsi="Arial" w:cs="Arial"/>
-        </w:rPr>
-        <w:t xml:space="preserve">] </w:t>
-      </w:r>
-      <w:r>
-        <w:rPr>
-          <w:rFonts w:ascii="Arial" w:hAnsi="Arial" w:cs="Arial"/>
-        </w:rPr>
-        <w:t>.</w:t>
-      </w:r>
-      <w:proofErr w:type="gramEnd"/>
+        <w:t xml:space="preserve">{VALOR_CAUSA}.</w:t>
+      </w:r>
     </w:p>
     <w:p>
       <w:pPr>
@@ -8193,7 +7032,7 @@
           <w:b/>
           <w:bCs/>
         </w:rPr>
-        <w:t>[DATA]</w:t>
+        <w:t xml:space="preserve">{DATA}</w:t>
       </w:r>
     </w:p>
     <w:p>
@@ -8255,7 +7094,12 @@
       </w:r>
     </w:p>
     <w:sectPr>
-      <w:footerReference w:type="default" r:id="rId8"/>
+      <w:headerReference w:type="even" r:id="rId8"/>
+      <w:headerReference w:type="default" r:id="rId9"/>
+      <w:footerReference w:type="even" r:id="rId10"/>
+      <w:footerReference w:type="default" r:id="rId11"/>
+      <w:headerReference w:type="first" r:id="rId12"/>
+      <w:footerReference w:type="first" r:id="rId13"/>
       <w:pgSz w:w="11906" w:h="16838"/>
       <w:pgMar w:top="1417" w:right="1701" w:bottom="1417" w:left="1701" w:header="708" w:footer="708" w:gutter="0"/>
       <w:cols w:space="708"/>
@@ -8291,6 +7135,16 @@
 </file>
 
 <file path=word/footer1.xml><?xml version="1.0" encoding="utf-8"?>
+<w:ftr xmlns:wpc="http://schemas.microsoft.com/office/word/2010/wordprocessingCanvas" xmlns:cx="http://schemas.microsoft.com/office/drawing/2014/chartex" xmlns:cx1="http://schemas.microsoft.com/office/drawing/2015/9/8/chartex" xmlns:cx2="http://schemas.microsoft.com/office/drawing/2015/10/21/chartex" xmlns:cx3="http://schemas.microsoft.com/office/drawing/2016/5/9/chartex" xmlns:cx4="http://schemas.microsoft.com/office/drawing/2016/5/10/chartex" xmlns:cx5="http://schemas.microsoft.com/office/drawing/2016/5/11/chartex" xmlns:cx6="http://schemas.microsoft.com/office/drawing/2016/5/12/chartex" xmlns:cx7="http://schemas.microsoft.com/office/drawing/2016/5/13/chartex" xmlns:cx8="http://schemas.microsoft.com/office/drawing/2016/5/14/chartex" xmlns:mc="http://schemas.openxmlformats.org/markup-compatibility/2006" xmlns:aink="http://schemas.microsoft.com/office/drawing/2016/ink" xmlns:am3d="http://schemas.microsoft.com/office/drawing/2017/model3d" xmlns:o="urn:schemas-microsoft-com:office:office" xmlns:oel="http://schemas.microsoft.com/office/2019/extlst" xmlns:r="http://schemas.openxmlformats.org/officeDocument/2006/relationships" xmlns:m="http://schemas.openxmlformats.org/officeDocument/2006/math" xmlns:v="urn:schemas-microsoft-com:vml" xmlns:wp14="http://schemas.microsoft.com/office/word/2010/wordprocessingDrawing" xmlns:wp="http://schemas.openxmlformats.org/drawingml/2006/wordprocessingDrawing" xmlns:w10="urn:schemas-microsoft-com:office:word" xmlns:w="http://schemas.openxmlformats.org/wordprocessingml/2006/main" xmlns:w14="http://schemas.microsoft.com/office/word/2010/wordml" xmlns:w15="http://schemas.microsoft.com/office/word/2012/wordml" xmlns:w16cex="http://schemas.microsoft.com/office/word/2018/wordml/cex" xmlns:w16cid="http://schemas.microsoft.com/office/word/2016/wordml/cid" xmlns:w16="http://schemas.microsoft.com/office/word/2018/wordml" xmlns:w16du="http://schemas.microsoft.com/office/word/2023/wordml/word16du" xmlns:w16sdtdh="http://schemas.microsoft.com/office/word/2020/wordml/sdtdatahash" xmlns:w16sdtfl="http://schemas.microsoft.com/office/word/2024/wordml/sdtformatlock" xmlns:w16se="http://schemas.microsoft.com/office/word/2015/wordml/symex" xmlns:wpg="http://schemas.microsoft.com/office/word/2010/wordprocessingGroup" xmlns:wpi="http://schemas.microsoft.com/office/word/2010/wordprocessingInk" xmlns:wne="http://schemas.microsoft.com/office/word/2006/wordml" xmlns:wps="http://schemas.microsoft.com/office/word/2010/wordprocessingShape" mc:Ignorable="w14 w15 w16se w16cid w16 w16cex w16sdtdh w16sdtfl w16du wp14">
+  <w:p>
+    <w:pPr>
+      <w:pStyle w:val="Rodap"/>
+    </w:pPr>
+  </w:p>
+</w:ftr>
+</file>
+
+<file path=word/footer2.xml><?xml version="1.0" encoding="utf-8"?>
 <w:ftr xmlns:wpc="http://schemas.microsoft.com/office/word/2010/wordprocessingCanvas" xmlns:cx="http://schemas.microsoft.com/office/drawing/2014/chartex" xmlns:cx1="http://schemas.microsoft.com/office/drawing/2015/9/8/chartex" xmlns:cx2="http://schemas.microsoft.com/office/drawing/2015/10/21/chartex" xmlns:cx3="http://schemas.microsoft.com/office/drawing/2016/5/9/chartex" xmlns:cx4="http://schemas.microsoft.com/office/drawing/2016/5/10/chartex" xmlns:cx5="http://schemas.microsoft.com/office/drawing/2016/5/11/chartex" xmlns:cx6="http://schemas.microsoft.com/office/drawing/2016/5/12/chartex" xmlns:cx7="http://schemas.microsoft.com/office/drawing/2016/5/13/chartex" xmlns:cx8="http://schemas.microsoft.com/office/drawing/2016/5/14/chartex" xmlns:mc="http://schemas.openxmlformats.org/markup-compatibility/2006" xmlns:aink="http://schemas.microsoft.com/office/drawing/2016/ink" xmlns:am3d="http://schemas.microsoft.com/office/drawing/2017/model3d" xmlns:o="urn:schemas-microsoft-com:office:office" xmlns:oel="http://schemas.microsoft.com/office/2019/extlst" xmlns:r="http://schemas.openxmlformats.org/officeDocument/2006/relationships" xmlns:m="http://schemas.openxmlformats.org/officeDocument/2006/math" xmlns:v="urn:schemas-microsoft-com:vml" xmlns:wp14="http://schemas.microsoft.com/office/word/2010/wordprocessingDrawing" xmlns:wp="http://schemas.openxmlformats.org/drawingml/2006/wordprocessingDrawing" xmlns:w10="urn:schemas-microsoft-com:office:word" xmlns:w="http://schemas.openxmlformats.org/wordprocessingml/2006/main" xmlns:w14="http://schemas.microsoft.com/office/word/2010/wordml" xmlns:w15="http://schemas.microsoft.com/office/word/2012/wordml" xmlns:w16cex="http://schemas.microsoft.com/office/word/2018/wordml/cex" xmlns:w16cid="http://schemas.microsoft.com/office/word/2016/wordml/cid" xmlns:w16="http://schemas.microsoft.com/office/word/2018/wordml" xmlns:w16du="http://schemas.microsoft.com/office/word/2023/wordml/word16du" xmlns:w16sdtdh="http://schemas.microsoft.com/office/word/2020/wordml/sdtdatahash" xmlns:w16sdtfl="http://schemas.microsoft.com/office/word/2024/wordml/sdtformatlock" xmlns:w16se="http://schemas.microsoft.com/office/word/2015/wordml/symex" xmlns:wpg="http://schemas.microsoft.com/office/word/2010/wordprocessingGroup" xmlns:wpi="http://schemas.microsoft.com/office/word/2010/wordprocessingInk" xmlns:wne="http://schemas.microsoft.com/office/word/2006/wordml" xmlns:wps="http://schemas.microsoft.com/office/word/2010/wordprocessingShape" mc:Ignorable="w14 w15 w16se w16cid w16 w16cex w16sdtdh w16sdtfl w16du wp14">
   <w:p>
     <w:pPr>
@@ -8314,6 +7168,16 @@
 </w:ftr>
 </file>
 
+<file path=word/footer3.xml><?xml version="1.0" encoding="utf-8"?>
+<w:ftr xmlns:wpc="http://schemas.microsoft.com/office/word/2010/wordprocessingCanvas" xmlns:cx="http://schemas.microsoft.com/office/drawing/2014/chartex" xmlns:cx1="http://schemas.microsoft.com/office/drawing/2015/9/8/chartex" xmlns:cx2="http://schemas.microsoft.com/office/drawing/2015/10/21/chartex" xmlns:cx3="http://schemas.microsoft.com/office/drawing/2016/5/9/chartex" xmlns:cx4="http://schemas.microsoft.com/office/drawing/2016/5/10/chartex" xmlns:cx5="http://schemas.microsoft.com/office/drawing/2016/5/11/chartex" xmlns:cx6="http://schemas.microsoft.com/office/drawing/2016/5/12/chartex" xmlns:cx7="http://schemas.microsoft.com/office/drawing/2016/5/13/chartex" xmlns:cx8="http://schemas.microsoft.com/office/drawing/2016/5/14/chartex" xmlns:mc="http://schemas.openxmlformats.org/markup-compatibility/2006" xmlns:aink="http://schemas.microsoft.com/office/drawing/2016/ink" xmlns:am3d="http://schemas.microsoft.com/office/drawing/2017/model3d" xmlns:o="urn:schemas-microsoft-com:office:office" xmlns:oel="http://schemas.microsoft.com/office/2019/extlst" xmlns:r="http://schemas.openxmlformats.org/officeDocument/2006/relationships" xmlns:m="http://schemas.openxmlformats.org/officeDocument/2006/math" xmlns:v="urn:schemas-microsoft-com:vml" xmlns:wp14="http://schemas.microsoft.com/office/word/2010/wordprocessingDrawing" xmlns:wp="http://schemas.openxmlformats.org/drawingml/2006/wordprocessingDrawing" xmlns:w10="urn:schemas-microsoft-com:office:word" xmlns:w="http://schemas.openxmlformats.org/wordprocessingml/2006/main" xmlns:w14="http://schemas.microsoft.com/office/word/2010/wordml" xmlns:w15="http://schemas.microsoft.com/office/word/2012/wordml" xmlns:w16cex="http://schemas.microsoft.com/office/word/2018/wordml/cex" xmlns:w16cid="http://schemas.microsoft.com/office/word/2016/wordml/cid" xmlns:w16="http://schemas.microsoft.com/office/word/2018/wordml" xmlns:w16du="http://schemas.microsoft.com/office/word/2023/wordml/word16du" xmlns:w16sdtdh="http://schemas.microsoft.com/office/word/2020/wordml/sdtdatahash" xmlns:w16sdtfl="http://schemas.microsoft.com/office/word/2024/wordml/sdtformatlock" xmlns:w16se="http://schemas.microsoft.com/office/word/2015/wordml/symex" xmlns:wpg="http://schemas.microsoft.com/office/word/2010/wordprocessingGroup" xmlns:wpi="http://schemas.microsoft.com/office/word/2010/wordprocessingInk" xmlns:wne="http://schemas.microsoft.com/office/word/2006/wordml" xmlns:wps="http://schemas.microsoft.com/office/word/2010/wordprocessingShape" mc:Ignorable="w14 w15 w16se w16cid w16 w16cex w16sdtdh w16sdtfl w16du wp14">
+  <w:p>
+    <w:pPr>
+      <w:pStyle w:val="Rodap"/>
+    </w:pPr>
+  </w:p>
+</w:ftr>
+</file>
+
 <file path=word/footnotes.xml><?xml version="1.0" encoding="utf-8"?>
 <w:footnotes xmlns:wpc="http://schemas.microsoft.com/office/word/2010/wordprocessingCanvas" xmlns:cx="http://schemas.microsoft.com/office/drawing/2014/chartex" xmlns:cx1="http://schemas.microsoft.com/office/drawing/2015/9/8/chartex" xmlns:cx2="http://schemas.microsoft.com/office/drawing/2015/10/21/chartex" xmlns:cx3="http://schemas.microsoft.com/office/drawing/2016/5/9/chartex" xmlns:cx4="http://schemas.microsoft.com/office/drawing/2016/5/10/chartex" xmlns:cx5="http://schemas.microsoft.com/office/drawing/2016/5/11/chartex" xmlns:cx6="http://schemas.microsoft.com/office/drawing/2016/5/12/chartex" xmlns:cx7="http://schemas.microsoft.com/office/drawing/2016/5/13/chartex" xmlns:cx8="http://schemas.microsoft.com/office/drawing/2016/5/14/chartex" xmlns:mc="http://schemas.openxmlformats.org/markup-compatibility/2006" xmlns:aink="http://schemas.microsoft.com/office/drawing/2016/ink" xmlns:am3d="http://schemas.microsoft.com/office/drawing/2017/model3d" xmlns:o="urn:schemas-microsoft-com:office:office" xmlns:oel="http://schemas.microsoft.com/office/2019/extlst" xmlns:r="http://schemas.openxmlformats.org/officeDocument/2006/relationships" xmlns:m="http://schemas.openxmlformats.org/officeDocument/2006/math" xmlns:v="urn:schemas-microsoft-com:vml" xmlns:wp14="http://schemas.microsoft.com/office/word/2010/wordprocessingDrawing" xmlns:wp="http://schemas.openxmlformats.org/drawingml/2006/wordprocessingDrawing" xmlns:w10="urn:schemas-microsoft-com:office:word" xmlns:w="http://schemas.openxmlformats.org/wordprocessingml/2006/main" xmlns:w14="http://schemas.microsoft.com/office/word/2010/wordml" xmlns:w15="http://schemas.microsoft.com/office/word/2012/wordml" xmlns:w16cex="http://schemas.microsoft.com/office/word/2018/wordml/cex" xmlns:w16cid="http://schemas.microsoft.com/office/word/2016/wordml/cid" xmlns:w16="http://schemas.microsoft.com/office/word/2018/wordml" xmlns:w16du="http://schemas.microsoft.com/office/word/2023/wordml/word16du" xmlns:w16sdtdh="http://schemas.microsoft.com/office/word/2020/wordml/sdtdatahash" xmlns:w16sdtfl="http://schemas.microsoft.com/office/word/2024/wordml/sdtformatlock" xmlns:w16se="http://schemas.microsoft.com/office/word/2015/wordml/symex" xmlns:wpg="http://schemas.microsoft.com/office/word/2010/wordprocessingGroup" xmlns:wpi="http://schemas.microsoft.com/office/word/2010/wordprocessingInk" xmlns:wne="http://schemas.microsoft.com/office/word/2006/wordml" xmlns:wps="http://schemas.microsoft.com/office/word/2010/wordprocessingShape" mc:Ignorable="w14 w15 w16se w16cid w16 w16cex w16sdtdh w16sdtfl w16du wp14">
   <w:footnote w:type="separator" w:id="-1">
@@ -8775,6 +7639,36 @@
     </w:p>
   </w:footnote>
 </w:footnotes>
+</file>
+
+<file path=word/header1.xml><?xml version="1.0" encoding="utf-8"?>
+<w:hdr xmlns:wpc="http://schemas.microsoft.com/office/word/2010/wordprocessingCanvas" xmlns:cx="http://schemas.microsoft.com/office/drawing/2014/chartex" xmlns:cx1="http://schemas.microsoft.com/office/drawing/2015/9/8/chartex" xmlns:cx2="http://schemas.microsoft.com/office/drawing/2015/10/21/chartex" xmlns:cx3="http://schemas.microsoft.com/office/drawing/2016/5/9/chartex" xmlns:cx4="http://schemas.microsoft.com/office/drawing/2016/5/10/chartex" xmlns:cx5="http://schemas.microsoft.com/office/drawing/2016/5/11/chartex" xmlns:cx6="http://schemas.microsoft.com/office/drawing/2016/5/12/chartex" xmlns:cx7="http://schemas.microsoft.com/office/drawing/2016/5/13/chartex" xmlns:cx8="http://schemas.microsoft.com/office/drawing/2016/5/14/chartex" xmlns:mc="http://schemas.openxmlformats.org/markup-compatibility/2006" xmlns:aink="http://schemas.microsoft.com/office/drawing/2016/ink" xmlns:am3d="http://schemas.microsoft.com/office/drawing/2017/model3d" xmlns:o="urn:schemas-microsoft-com:office:office" xmlns:oel="http://schemas.microsoft.com/office/2019/extlst" xmlns:r="http://schemas.openxmlformats.org/officeDocument/2006/relationships" xmlns:m="http://schemas.openxmlformats.org/officeDocument/2006/math" xmlns:v="urn:schemas-microsoft-com:vml" xmlns:wp14="http://schemas.microsoft.com/office/word/2010/wordprocessingDrawing" xmlns:wp="http://schemas.openxmlformats.org/drawingml/2006/wordprocessingDrawing" xmlns:w10="urn:schemas-microsoft-com:office:word" xmlns:w="http://schemas.openxmlformats.org/wordprocessingml/2006/main" xmlns:w14="http://schemas.microsoft.com/office/word/2010/wordml" xmlns:w15="http://schemas.microsoft.com/office/word/2012/wordml" xmlns:w16cex="http://schemas.microsoft.com/office/word/2018/wordml/cex" xmlns:w16cid="http://schemas.microsoft.com/office/word/2016/wordml/cid" xmlns:w16="http://schemas.microsoft.com/office/word/2018/wordml" xmlns:w16du="http://schemas.microsoft.com/office/word/2023/wordml/word16du" xmlns:w16sdtdh="http://schemas.microsoft.com/office/word/2020/wordml/sdtdatahash" xmlns:w16sdtfl="http://schemas.microsoft.com/office/word/2024/wordml/sdtformatlock" xmlns:w16se="http://schemas.microsoft.com/office/word/2015/wordml/symex" xmlns:wpg="http://schemas.microsoft.com/office/word/2010/wordprocessingGroup" xmlns:wpi="http://schemas.microsoft.com/office/word/2010/wordprocessingInk" xmlns:wne="http://schemas.microsoft.com/office/word/2006/wordml" xmlns:wps="http://schemas.microsoft.com/office/word/2010/wordprocessingShape" mc:Ignorable="w14 w15 w16se w16cid w16 w16cex w16sdtdh w16sdtfl w16du wp14">
+  <w:p>
+    <w:pPr>
+      <w:pStyle w:val="Cabealho"/>
+    </w:pPr>
+  </w:p>
+</w:hdr>
+</file>
+
+<file path=word/header2.xml><?xml version="1.0" encoding="utf-8"?>
+<w:hdr xmlns:wpc="http://schemas.microsoft.com/office/word/2010/wordprocessingCanvas" xmlns:cx="http://schemas.microsoft.com/office/drawing/2014/chartex" xmlns:cx1="http://schemas.microsoft.com/office/drawing/2015/9/8/chartex" xmlns:cx2="http://schemas.microsoft.com/office/drawing/2015/10/21/chartex" xmlns:cx3="http://schemas.microsoft.com/office/drawing/2016/5/9/chartex" xmlns:cx4="http://schemas.microsoft.com/office/drawing/2016/5/10/chartex" xmlns:cx5="http://schemas.microsoft.com/office/drawing/2016/5/11/chartex" xmlns:cx6="http://schemas.microsoft.com/office/drawing/2016/5/12/chartex" xmlns:cx7="http://schemas.microsoft.com/office/drawing/2016/5/13/chartex" xmlns:cx8="http://schemas.microsoft.com/office/drawing/2016/5/14/chartex" xmlns:mc="http://schemas.openxmlformats.org/markup-compatibility/2006" xmlns:aink="http://schemas.microsoft.com/office/drawing/2016/ink" xmlns:am3d="http://schemas.microsoft.com/office/drawing/2017/model3d" xmlns:o="urn:schemas-microsoft-com:office:office" xmlns:oel="http://schemas.microsoft.com/office/2019/extlst" xmlns:r="http://schemas.openxmlformats.org/officeDocument/2006/relationships" xmlns:m="http://schemas.openxmlformats.org/officeDocument/2006/math" xmlns:v="urn:schemas-microsoft-com:vml" xmlns:wp14="http://schemas.microsoft.com/office/word/2010/wordprocessingDrawing" xmlns:wp="http://schemas.openxmlformats.org/drawingml/2006/wordprocessingDrawing" xmlns:w10="urn:schemas-microsoft-com:office:word" xmlns:w="http://schemas.openxmlformats.org/wordprocessingml/2006/main" xmlns:w14="http://schemas.microsoft.com/office/word/2010/wordml" xmlns:w15="http://schemas.microsoft.com/office/word/2012/wordml" xmlns:w16cex="http://schemas.microsoft.com/office/word/2018/wordml/cex" xmlns:w16cid="http://schemas.microsoft.com/office/word/2016/wordml/cid" xmlns:w16="http://schemas.microsoft.com/office/word/2018/wordml" xmlns:w16du="http://schemas.microsoft.com/office/word/2023/wordml/word16du" xmlns:w16sdtdh="http://schemas.microsoft.com/office/word/2020/wordml/sdtdatahash" xmlns:w16sdtfl="http://schemas.microsoft.com/office/word/2024/wordml/sdtformatlock" xmlns:w16se="http://schemas.microsoft.com/office/word/2015/wordml/symex" xmlns:wpg="http://schemas.microsoft.com/office/word/2010/wordprocessingGroup" xmlns:wpi="http://schemas.microsoft.com/office/word/2010/wordprocessingInk" xmlns:wne="http://schemas.microsoft.com/office/word/2006/wordml" xmlns:wps="http://schemas.microsoft.com/office/word/2010/wordprocessingShape" mc:Ignorable="w14 w15 w16se w16cid w16 w16cex w16sdtdh w16sdtfl w16du wp14">
+  <w:p>
+    <w:pPr>
+      <w:pStyle w:val="Cabealho"/>
+    </w:pPr>
+  </w:p>
+</w:hdr>
+</file>
+
+<file path=word/header3.xml><?xml version="1.0" encoding="utf-8"?>
+<w:hdr xmlns:wpc="http://schemas.microsoft.com/office/word/2010/wordprocessingCanvas" xmlns:cx="http://schemas.microsoft.com/office/drawing/2014/chartex" xmlns:cx1="http://schemas.microsoft.com/office/drawing/2015/9/8/chartex" xmlns:cx2="http://schemas.microsoft.com/office/drawing/2015/10/21/chartex" xmlns:cx3="http://schemas.microsoft.com/office/drawing/2016/5/9/chartex" xmlns:cx4="http://schemas.microsoft.com/office/drawing/2016/5/10/chartex" xmlns:cx5="http://schemas.microsoft.com/office/drawing/2016/5/11/chartex" xmlns:cx6="http://schemas.microsoft.com/office/drawing/2016/5/12/chartex" xmlns:cx7="http://schemas.microsoft.com/office/drawing/2016/5/13/chartex" xmlns:cx8="http://schemas.microsoft.com/office/drawing/2016/5/14/chartex" xmlns:mc="http://schemas.openxmlformats.org/markup-compatibility/2006" xmlns:aink="http://schemas.microsoft.com/office/drawing/2016/ink" xmlns:am3d="http://schemas.microsoft.com/office/drawing/2017/model3d" xmlns:o="urn:schemas-microsoft-com:office:office" xmlns:oel="http://schemas.microsoft.com/office/2019/extlst" xmlns:r="http://schemas.openxmlformats.org/officeDocument/2006/relationships" xmlns:m="http://schemas.openxmlformats.org/officeDocument/2006/math" xmlns:v="urn:schemas-microsoft-com:vml" xmlns:wp14="http://schemas.microsoft.com/office/word/2010/wordprocessingDrawing" xmlns:wp="http://schemas.openxmlformats.org/drawingml/2006/wordprocessingDrawing" xmlns:w10="urn:schemas-microsoft-com:office:word" xmlns:w="http://schemas.openxmlformats.org/wordprocessingml/2006/main" xmlns:w14="http://schemas.microsoft.com/office/word/2010/wordml" xmlns:w15="http://schemas.microsoft.com/office/word/2012/wordml" xmlns:w16cex="http://schemas.microsoft.com/office/word/2018/wordml/cex" xmlns:w16cid="http://schemas.microsoft.com/office/word/2016/wordml/cid" xmlns:w16="http://schemas.microsoft.com/office/word/2018/wordml" xmlns:w16du="http://schemas.microsoft.com/office/word/2023/wordml/word16du" xmlns:w16sdtdh="http://schemas.microsoft.com/office/word/2020/wordml/sdtdatahash" xmlns:w16sdtfl="http://schemas.microsoft.com/office/word/2024/wordml/sdtformatlock" xmlns:w16se="http://schemas.microsoft.com/office/word/2015/wordml/symex" xmlns:wpg="http://schemas.microsoft.com/office/word/2010/wordprocessingGroup" xmlns:wpi="http://schemas.microsoft.com/office/word/2010/wordprocessingInk" xmlns:wne="http://schemas.microsoft.com/office/word/2006/wordml" xmlns:wps="http://schemas.microsoft.com/office/word/2010/wordprocessingShape" mc:Ignorable="w14 w15 w16se w16cid w16 w16cex w16sdtdh w16sdtfl w16du wp14">
+  <w:p>
+    <w:pPr>
+      <w:pStyle w:val="Cabealho"/>
+    </w:pPr>
+  </w:p>
+</w:hdr>
 </file>
 
 <file path=word/numbering.xml><?xml version="1.0" encoding="utf-8"?>
@@ -11626,7 +10520,6 @@
   <w:style w:type="character" w:default="1" w:styleId="Fontepargpadro">
     <w:name w:val="Default Paragraph Font"/>
     <w:uiPriority w:val="1"/>
-    <w:semiHidden/>
     <w:unhideWhenUsed/>
   </w:style>
   <w:style w:type="table" w:default="1" w:styleId="Tabelanormal">

--- a/public/PETICAO_INICIAL_-_ACIMA_DO_BACEN.docx
+++ b/public/PETICAO_INICIAL_-_ACIMA_DO_BACEN.docx
@@ -1178,7 +1178,7 @@
                 <w:kern w:val="0"/>
                 <w14:ligatures w14:val="none"/>
               </w:rPr>
-              <w:t xml:space="preserve">{CET}</w:t>
+              <w:t xml:space="preserve">{-w:tr incluir_cet}{CET}{/incluir_cet}</w:t>
             </w:r>
           </w:p>
         </w:tc>
@@ -1390,7 +1390,7 @@
                 <w:kern w:val="0"/>
                 <w14:ligatures w14:val="none"/>
               </w:rPr>
-              <w:t xml:space="preserve">{TARIFA_AVALIACAO}</w:t>
+              <w:t xml:space="preserve">{-w:tr incluir_tarifa_avaliacao}{TARIFA_AVALIACAO}{/incluir_tarifa_avaliacao}</w:t>
             </w:r>
           </w:p>
         </w:tc>
@@ -1459,7 +1459,7 @@
                 <w:kern w:val="0"/>
                 <w14:ligatures w14:val="none"/>
               </w:rPr>
-              <w:t xml:space="preserve">{DESPESAS_REGISTRO}</w:t>
+              <w:t xml:space="preserve">{-w:tr incluir_tarifa_registro}{DESPESAS_REGISTRO}{/incluir_tarifa_registro}</w:t>
             </w:r>
           </w:p>
         </w:tc>
@@ -1530,7 +1530,7 @@
                 <w:kern w:val="0"/>
                 <w14:ligatures w14:val="none"/>
               </w:rPr>
-              <w:t xml:space="preserve">{SEGURO}</w:t>
+              <w:t xml:space="preserve">{-w:tr incluir_seguro}{SEGURO}{/incluir_seguro}</w:t>
             </w:r>
           </w:p>
         </w:tc>
@@ -1601,7 +1601,7 @@
                 <w:kern w:val="0"/>
                 <w14:ligatures w14:val="none"/>
               </w:rPr>
-              <w:t xml:space="preserve">{TARIFA_CADASTRO}</w:t>
+              <w:t xml:space="preserve">{-w:tr incluir_tarifa_cadastro}{TARIFA_CADASTRO}{/incluir_tarifa_cadastro}</w:t>
             </w:r>
           </w:p>
         </w:tc>
@@ -2963,6 +2963,11 @@
           <w14:ligatures w14:val="none"/>
         </w:rPr>
       </w:pPr>
+    </w:p>
+    <w:p>
+      <w:r>
+        <w:t xml:space="preserve">{#incluir_seguro}</w:t>
+      </w:r>
     </w:p>
     <w:p>
       <w:pPr>
@@ -3381,6 +3386,16 @@
       </w:r>
     </w:p>
     <w:p>
+      <w:r>
+        <w:t xml:space="preserve">{/incluir_seguro}</w:t>
+      </w:r>
+    </w:p>
+    <w:p>
+      <w:r>
+        <w:t xml:space="preserve">{#incluir_tarifa_cadastro}</w:t>
+      </w:r>
+    </w:p>
+    <w:p>
       <w:pPr>
         <w:pStyle w:val="PargrafodaLista"/>
         <w:numPr>
@@ -4028,6 +4043,16 @@
           <w:color w:val="000000"/>
         </w:rPr>
       </w:pPr>
+    </w:p>
+    <w:p>
+      <w:r>
+        <w:t xml:space="preserve">{/incluir_tarifa_cadastro}</w:t>
+      </w:r>
+    </w:p>
+    <w:p>
+      <w:r>
+        <w:t xml:space="preserve">{#incluir_tarifa_avaliacao}</w:t>
+      </w:r>
     </w:p>
     <w:p>
       <w:pPr>
@@ -4262,6 +4287,16 @@
       </w:pPr>
     </w:p>
     <w:p>
+      <w:r>
+        <w:t xml:space="preserve">{/incluir_tarifa_avaliacao}</w:t>
+      </w:r>
+    </w:p>
+    <w:p>
+      <w:r>
+        <w:t xml:space="preserve">{#incluir_tarifa_registro}</w:t>
+      </w:r>
+    </w:p>
+    <w:p>
       <w:pPr>
         <w:pStyle w:val="PargrafodaLista"/>
         <w:numPr>
@@ -4705,6 +4740,11 @@
           <w14:ligatures w14:val="none"/>
         </w:rPr>
       </w:pPr>
+    </w:p>
+    <w:p>
+      <w:r>
+        <w:t xml:space="preserve">{/incluir_tarifa_registro}</w:t>
+      </w:r>
     </w:p>
     <w:p>
       <w:pPr>
